--- a/squads/vmo-autonomo/projects/DEM-2026-007/05-encerramento/revisao-final.docx
+++ b/squads/vmo-autonomo/projects/DEM-2026-007/05-encerramento/revisao-final.docx
@@ -8,8 +8,11 @@
       </w:pPr>
       <w:r>
         <w:rPr>
-          <w:color w:val="1F497D"/>
-          <w:sz w:val="36"/>
+          <w:rFonts w:ascii="Calibri" w:hAnsi="Calibri"/>
+          <w:b/>
+          <w:i w:val="0"/>
+          <w:color w:val="1A3A5C"/>
+          <w:sz w:val="30"/>
         </w:rPr>
         <w:t>Relatório de Revisão de Qualidade — DEM-2026-007</w:t>
       </w:r>
@@ -36,9 +39,11 @@
     </w:p>
     <w:p/>
     <w:p>
-      <w:r>
-        <w:t>────────────────────────────────────────────────────────────</w:t>
-      </w:r>
+      <w:pPr>
+        <w:pBdr>
+          <w:bottom w:val="single" w:sz="6" w:space="1" w:color="CCCCCC"/>
+        </w:pBdr>
+      </w:pPr>
     </w:p>
     <w:p/>
     <w:p>
@@ -47,8 +52,11 @@
       </w:pPr>
       <w:r>
         <w:rPr>
-          <w:color w:val="2E74B5"/>
-          <w:sz w:val="28"/>
+          <w:rFonts w:ascii="Calibri" w:hAnsi="Calibri"/>
+          <w:b/>
+          <w:i w:val="0"/>
+          <w:color w:val="1E5296"/>
+          <w:sz w:val="25"/>
         </w:rPr>
         <w:t>Resultado: 🟡 APROVADO COM CONDIÇÕES</w:t>
       </w:r>
@@ -60,8 +68,11 @@
       </w:pPr>
       <w:r>
         <w:rPr>
-          <w:color w:val="2E74B5"/>
-          <w:sz w:val="28"/>
+          <w:rFonts w:ascii="Calibri" w:hAnsi="Calibri"/>
+          <w:b/>
+          <w:i w:val="0"/>
+          <w:color w:val="1E5296"/>
+          <w:sz w:val="25"/>
         </w:rPr>
         <w:t>Pontuação Consolidada: 8,30/10</w:t>
       </w:r>
@@ -70,26 +81,28 @@
     <w:tbl>
       <w:tblPr>
         <w:tblStyle w:val="TableGrid"/>
-        <w:tblW w:type="auto" w:w="0"/>
         <w:tblLook w:firstColumn="1" w:firstRow="1" w:lastColumn="0" w:lastRow="0" w:noHBand="0" w:noVBand="1" w:val="04A0"/>
+        <w:tblW w:w="8900" w:type="dxa"/>
+        <w:tblLayout w:type="fixed"/>
       </w:tblPr>
       <w:tblGrid>
-        <w:gridCol w:w="2196"/>
-        <w:gridCol w:w="2196"/>
-        <w:gridCol w:w="2196"/>
-        <w:gridCol w:w="2196"/>
+        <w:gridCol w:w="2225"/>
+        <w:gridCol w:w="2225"/>
+        <w:gridCol w:w="2225"/>
+        <w:gridCol w:w="2225"/>
       </w:tblGrid>
       <w:tr>
         <w:tc>
           <w:tcPr>
-            <w:tcW w:type="dxa" w:w="2196"/>
-            <w:shd w:val="clear" w:color="auto" w:fill="D6E4F0"/>
+            <w:tcW w:w="2225" w:type="dxa"/>
+            <w:shd w:val="clear" w:color="auto" w:fill="1A3A5C"/>
           </w:tcPr>
           <w:p>
             <w:r>
               <w:rPr>
                 <w:b/>
-                <w:sz w:val="20"/>
+                <w:color w:val="FFFFFF"/>
+                <w:sz w:val="19"/>
               </w:rPr>
               <w:t>Documento</w:t>
             </w:r>
@@ -97,14 +110,15 @@
         </w:tc>
         <w:tc>
           <w:tcPr>
-            <w:tcW w:type="dxa" w:w="2196"/>
-            <w:shd w:val="clear" w:color="auto" w:fill="D6E4F0"/>
+            <w:tcW w:w="2225" w:type="dxa"/>
+            <w:shd w:val="clear" w:color="auto" w:fill="1A3A5C"/>
           </w:tcPr>
           <w:p>
             <w:r>
               <w:rPr>
                 <w:b/>
-                <w:sz w:val="20"/>
+                <w:color w:val="FFFFFF"/>
+                <w:sz w:val="19"/>
               </w:rPr>
               <w:t>Peso</w:t>
             </w:r>
@@ -112,14 +126,15 @@
         </w:tc>
         <w:tc>
           <w:tcPr>
-            <w:tcW w:type="dxa" w:w="2196"/>
-            <w:shd w:val="clear" w:color="auto" w:fill="D6E4F0"/>
+            <w:tcW w:w="2225" w:type="dxa"/>
+            <w:shd w:val="clear" w:color="auto" w:fill="1A3A5C"/>
           </w:tcPr>
           <w:p>
             <w:r>
               <w:rPr>
                 <w:b/>
-                <w:sz w:val="20"/>
+                <w:color w:val="FFFFFF"/>
+                <w:sz w:val="19"/>
               </w:rPr>
               <w:t>Pontuação</w:t>
             </w:r>
@@ -127,14 +142,15 @@
         </w:tc>
         <w:tc>
           <w:tcPr>
-            <w:tcW w:type="dxa" w:w="2196"/>
-            <w:shd w:val="clear" w:color="auto" w:fill="D6E4F0"/>
+            <w:tcW w:w="2225" w:type="dxa"/>
+            <w:shd w:val="clear" w:color="auto" w:fill="1A3A5C"/>
           </w:tcPr>
           <w:p>
             <w:r>
               <w:rPr>
                 <w:b/>
-                <w:sz w:val="20"/>
+                <w:color w:val="FFFFFF"/>
+                <w:sz w:val="19"/>
               </w:rPr>
               <w:t>Status</w:t>
             </w:r>
@@ -144,12 +160,12 @@
       <w:tr>
         <w:tc>
           <w:tcPr>
-            <w:tcW w:type="dxa" w:w="2196"/>
+            <w:tcW w:w="2225" w:type="dxa"/>
           </w:tcPr>
           <w:p>
             <w:r>
               <w:rPr>
-                <w:sz w:val="20"/>
+                <w:sz w:val="19"/>
               </w:rPr>
               <w:t>TAP</w:t>
             </w:r>
@@ -157,12 +173,12 @@
         </w:tc>
         <w:tc>
           <w:tcPr>
-            <w:tcW w:type="dxa" w:w="2196"/>
+            <w:tcW w:w="2225" w:type="dxa"/>
           </w:tcPr>
           <w:p>
             <w:r>
               <w:rPr>
-                <w:sz w:val="20"/>
+                <w:sz w:val="19"/>
               </w:rPr>
               <w:t>25%</w:t>
             </w:r>
@@ -170,12 +186,12 @@
         </w:tc>
         <w:tc>
           <w:tcPr>
-            <w:tcW w:type="dxa" w:w="2196"/>
+            <w:tcW w:w="2225" w:type="dxa"/>
           </w:tcPr>
           <w:p>
             <w:r>
               <w:rPr>
-                <w:sz w:val="20"/>
+                <w:sz w:val="19"/>
               </w:rPr>
               <w:t>8,0/10</w:t>
             </w:r>
@@ -183,12 +199,12 @@
         </w:tc>
         <w:tc>
           <w:tcPr>
-            <w:tcW w:type="dxa" w:w="2196"/>
+            <w:tcW w:w="2225" w:type="dxa"/>
           </w:tcPr>
           <w:p>
             <w:r>
               <w:rPr>
-                <w:sz w:val="20"/>
+                <w:sz w:val="19"/>
               </w:rPr>
               <w:t>🟡 Aprovado com condições</w:t>
             </w:r>
@@ -198,12 +214,13 @@
       <w:tr>
         <w:tc>
           <w:tcPr>
-            <w:tcW w:type="dxa" w:w="2196"/>
+            <w:tcW w:w="2225" w:type="dxa"/>
+            <w:shd w:val="clear" w:color="auto" w:fill="F0F5FB"/>
           </w:tcPr>
           <w:p>
             <w:r>
               <w:rPr>
-                <w:sz w:val="20"/>
+                <w:sz w:val="19"/>
               </w:rPr>
               <w:t>PM Canvas</w:t>
             </w:r>
@@ -211,12 +228,13 @@
         </w:tc>
         <w:tc>
           <w:tcPr>
-            <w:tcW w:type="dxa" w:w="2196"/>
+            <w:tcW w:w="2225" w:type="dxa"/>
+            <w:shd w:val="clear" w:color="auto" w:fill="F0F5FB"/>
           </w:tcPr>
           <w:p>
             <w:r>
               <w:rPr>
-                <w:sz w:val="20"/>
+                <w:sz w:val="19"/>
               </w:rPr>
               <w:t>10%</w:t>
             </w:r>
@@ -224,12 +242,13 @@
         </w:tc>
         <w:tc>
           <w:tcPr>
-            <w:tcW w:type="dxa" w:w="2196"/>
+            <w:tcW w:w="2225" w:type="dxa"/>
+            <w:shd w:val="clear" w:color="auto" w:fill="F0F5FB"/>
           </w:tcPr>
           <w:p>
             <w:r>
               <w:rPr>
-                <w:sz w:val="20"/>
+                <w:sz w:val="19"/>
               </w:rPr>
               <w:t>8,0/10</w:t>
             </w:r>
@@ -237,12 +256,13 @@
         </w:tc>
         <w:tc>
           <w:tcPr>
-            <w:tcW w:type="dxa" w:w="2196"/>
+            <w:tcW w:w="2225" w:type="dxa"/>
+            <w:shd w:val="clear" w:color="auto" w:fill="F0F5FB"/>
           </w:tcPr>
           <w:p>
             <w:r>
               <w:rPr>
-                <w:sz w:val="20"/>
+                <w:sz w:val="19"/>
               </w:rPr>
               <w:t>✅ Aprovado</w:t>
             </w:r>
@@ -252,12 +272,12 @@
       <w:tr>
         <w:tc>
           <w:tcPr>
-            <w:tcW w:type="dxa" w:w="2196"/>
+            <w:tcW w:w="2225" w:type="dxa"/>
           </w:tcPr>
           <w:p>
             <w:r>
               <w:rPr>
-                <w:sz w:val="20"/>
+                <w:sz w:val="19"/>
               </w:rPr>
               <w:t>ERF</w:t>
             </w:r>
@@ -265,12 +285,12 @@
         </w:tc>
         <w:tc>
           <w:tcPr>
-            <w:tcW w:type="dxa" w:w="2196"/>
+            <w:tcW w:w="2225" w:type="dxa"/>
           </w:tcPr>
           <w:p>
             <w:r>
               <w:rPr>
-                <w:sz w:val="20"/>
+                <w:sz w:val="19"/>
               </w:rPr>
               <w:t>15%</w:t>
             </w:r>
@@ -278,12 +298,12 @@
         </w:tc>
         <w:tc>
           <w:tcPr>
-            <w:tcW w:type="dxa" w:w="2196"/>
+            <w:tcW w:w="2225" w:type="dxa"/>
           </w:tcPr>
           <w:p>
             <w:r>
               <w:rPr>
-                <w:sz w:val="20"/>
+                <w:sz w:val="19"/>
               </w:rPr>
               <w:t>9,0/10</w:t>
             </w:r>
@@ -291,12 +311,12 @@
         </w:tc>
         <w:tc>
           <w:tcPr>
-            <w:tcW w:type="dxa" w:w="2196"/>
+            <w:tcW w:w="2225" w:type="dxa"/>
           </w:tcPr>
           <w:p>
             <w:r>
               <w:rPr>
-                <w:sz w:val="20"/>
+                <w:sz w:val="19"/>
               </w:rPr>
               <w:t>✅ Aprovado</w:t>
             </w:r>
@@ -306,12 +326,13 @@
       <w:tr>
         <w:tc>
           <w:tcPr>
-            <w:tcW w:type="dxa" w:w="2196"/>
+            <w:tcW w:w="2225" w:type="dxa"/>
+            <w:shd w:val="clear" w:color="auto" w:fill="F0F5FB"/>
           </w:tcPr>
           <w:p>
             <w:r>
               <w:rPr>
-                <w:sz w:val="20"/>
+                <w:sz w:val="19"/>
               </w:rPr>
               <w:t>Cronograma</w:t>
             </w:r>
@@ -319,12 +340,13 @@
         </w:tc>
         <w:tc>
           <w:tcPr>
-            <w:tcW w:type="dxa" w:w="2196"/>
+            <w:tcW w:w="2225" w:type="dxa"/>
+            <w:shd w:val="clear" w:color="auto" w:fill="F0F5FB"/>
           </w:tcPr>
           <w:p>
             <w:r>
               <w:rPr>
-                <w:sz w:val="20"/>
+                <w:sz w:val="19"/>
               </w:rPr>
               <w:t>20%</w:t>
             </w:r>
@@ -332,12 +354,13 @@
         </w:tc>
         <w:tc>
           <w:tcPr>
-            <w:tcW w:type="dxa" w:w="2196"/>
+            <w:tcW w:w="2225" w:type="dxa"/>
+            <w:shd w:val="clear" w:color="auto" w:fill="F0F5FB"/>
           </w:tcPr>
           <w:p>
             <w:r>
               <w:rPr>
-                <w:sz w:val="20"/>
+                <w:sz w:val="19"/>
               </w:rPr>
               <w:t>8,0/10</w:t>
             </w:r>
@@ -345,12 +368,13 @@
         </w:tc>
         <w:tc>
           <w:tcPr>
-            <w:tcW w:type="dxa" w:w="2196"/>
+            <w:tcW w:w="2225" w:type="dxa"/>
+            <w:shd w:val="clear" w:color="auto" w:fill="F0F5FB"/>
           </w:tcPr>
           <w:p>
             <w:r>
               <w:rPr>
-                <w:sz w:val="20"/>
+                <w:sz w:val="19"/>
               </w:rPr>
               <w:t>🟡 Aprovado com condições</w:t>
             </w:r>
@@ -360,12 +384,12 @@
       <w:tr>
         <w:tc>
           <w:tcPr>
-            <w:tcW w:type="dxa" w:w="2196"/>
+            <w:tcW w:w="2225" w:type="dxa"/>
           </w:tcPr>
           <w:p>
             <w:r>
               <w:rPr>
-                <w:sz w:val="20"/>
+                <w:sz w:val="19"/>
               </w:rPr>
               <w:t>Plano de Riscos</w:t>
             </w:r>
@@ -373,12 +397,12 @@
         </w:tc>
         <w:tc>
           <w:tcPr>
-            <w:tcW w:type="dxa" w:w="2196"/>
+            <w:tcW w:w="2225" w:type="dxa"/>
           </w:tcPr>
           <w:p>
             <w:r>
               <w:rPr>
-                <w:sz w:val="20"/>
+                <w:sz w:val="19"/>
               </w:rPr>
               <w:t>15%</w:t>
             </w:r>
@@ -386,12 +410,12 @@
         </w:tc>
         <w:tc>
           <w:tcPr>
-            <w:tcW w:type="dxa" w:w="2196"/>
+            <w:tcW w:w="2225" w:type="dxa"/>
           </w:tcPr>
           <w:p>
             <w:r>
               <w:rPr>
-                <w:sz w:val="20"/>
+                <w:sz w:val="19"/>
               </w:rPr>
               <w:t>9,0/10</w:t>
             </w:r>
@@ -399,12 +423,12 @@
         </w:tc>
         <w:tc>
           <w:tcPr>
-            <w:tcW w:type="dxa" w:w="2196"/>
+            <w:tcW w:w="2225" w:type="dxa"/>
           </w:tcPr>
           <w:p>
             <w:r>
               <w:rPr>
-                <w:sz w:val="20"/>
+                <w:sz w:val="19"/>
               </w:rPr>
               <w:t>✅ Aprovado</w:t>
             </w:r>
@@ -414,12 +438,13 @@
       <w:tr>
         <w:tc>
           <w:tcPr>
-            <w:tcW w:type="dxa" w:w="2196"/>
+            <w:tcW w:w="2225" w:type="dxa"/>
+            <w:shd w:val="clear" w:color="auto" w:fill="F0F5FB"/>
           </w:tcPr>
           <w:p>
             <w:r>
               <w:rPr>
-                <w:sz w:val="20"/>
+                <w:sz w:val="19"/>
               </w:rPr>
               <w:t>Framework de KPIs</w:t>
             </w:r>
@@ -427,12 +452,13 @@
         </w:tc>
         <w:tc>
           <w:tcPr>
-            <w:tcW w:type="dxa" w:w="2196"/>
+            <w:tcW w:w="2225" w:type="dxa"/>
+            <w:shd w:val="clear" w:color="auto" w:fill="F0F5FB"/>
           </w:tcPr>
           <w:p>
             <w:r>
               <w:rPr>
-                <w:sz w:val="20"/>
+                <w:sz w:val="19"/>
               </w:rPr>
               <w:t>10%</w:t>
             </w:r>
@@ -440,12 +466,13 @@
         </w:tc>
         <w:tc>
           <w:tcPr>
-            <w:tcW w:type="dxa" w:w="2196"/>
+            <w:tcW w:w="2225" w:type="dxa"/>
+            <w:shd w:val="clear" w:color="auto" w:fill="F0F5FB"/>
           </w:tcPr>
           <w:p>
             <w:r>
               <w:rPr>
-                <w:sz w:val="20"/>
+                <w:sz w:val="19"/>
               </w:rPr>
               <w:t>8,0/10</w:t>
             </w:r>
@@ -453,12 +480,13 @@
         </w:tc>
         <w:tc>
           <w:tcPr>
-            <w:tcW w:type="dxa" w:w="2196"/>
+            <w:tcW w:w="2225" w:type="dxa"/>
+            <w:shd w:val="clear" w:color="auto" w:fill="F0F5FB"/>
           </w:tcPr>
           <w:p>
             <w:r>
               <w:rPr>
-                <w:sz w:val="20"/>
+                <w:sz w:val="19"/>
               </w:rPr>
               <w:t>✅ Aprovado</w:t>
             </w:r>
@@ -468,12 +496,12 @@
       <w:tr>
         <w:tc>
           <w:tcPr>
-            <w:tcW w:type="dxa" w:w="2196"/>
+            <w:tcW w:w="2225" w:type="dxa"/>
           </w:tcPr>
           <w:p>
             <w:r>
               <w:rPr>
-                <w:sz w:val="20"/>
+                <w:sz w:val="19"/>
               </w:rPr>
               <w:t>Status Report</w:t>
             </w:r>
@@ -481,12 +509,12 @@
         </w:tc>
         <w:tc>
           <w:tcPr>
-            <w:tcW w:type="dxa" w:w="2196"/>
+            <w:tcW w:w="2225" w:type="dxa"/>
           </w:tcPr>
           <w:p>
             <w:r>
               <w:rPr>
-                <w:sz w:val="20"/>
+                <w:sz w:val="19"/>
               </w:rPr>
               <w:t>5%</w:t>
             </w:r>
@@ -494,12 +522,12 @@
         </w:tc>
         <w:tc>
           <w:tcPr>
-            <w:tcW w:type="dxa" w:w="2196"/>
+            <w:tcW w:w="2225" w:type="dxa"/>
           </w:tcPr>
           <w:p>
             <w:r>
               <w:rPr>
-                <w:sz w:val="20"/>
+                <w:sz w:val="19"/>
               </w:rPr>
               <w:t>8,0/10</w:t>
             </w:r>
@@ -507,12 +535,12 @@
         </w:tc>
         <w:tc>
           <w:tcPr>
-            <w:tcW w:type="dxa" w:w="2196"/>
+            <w:tcW w:w="2225" w:type="dxa"/>
           </w:tcPr>
           <w:p>
             <w:r>
               <w:rPr>
-                <w:sz w:val="20"/>
+                <w:sz w:val="19"/>
               </w:rPr>
               <w:t>🟡 Aprovado com condições</w:t>
             </w:r>
@@ -522,12 +550,13 @@
       <w:tr>
         <w:tc>
           <w:tcPr>
-            <w:tcW w:type="dxa" w:w="2196"/>
+            <w:tcW w:w="2225" w:type="dxa"/>
+            <w:shd w:val="clear" w:color="auto" w:fill="F0F5FB"/>
           </w:tcPr>
           <w:p>
             <w:r>
               <w:rPr>
-                <w:sz w:val="20"/>
+                <w:sz w:val="19"/>
               </w:rPr>
               <w:t>CONSOLIDADO</w:t>
             </w:r>
@@ -535,12 +564,13 @@
         </w:tc>
         <w:tc>
           <w:tcPr>
-            <w:tcW w:type="dxa" w:w="2196"/>
+            <w:tcW w:w="2225" w:type="dxa"/>
+            <w:shd w:val="clear" w:color="auto" w:fill="F0F5FB"/>
           </w:tcPr>
           <w:p>
             <w:r>
               <w:rPr>
-                <w:sz w:val="20"/>
+                <w:sz w:val="19"/>
               </w:rPr>
               <w:t>100%</w:t>
             </w:r>
@@ -548,12 +578,13 @@
         </w:tc>
         <w:tc>
           <w:tcPr>
-            <w:tcW w:type="dxa" w:w="2196"/>
+            <w:tcW w:w="2225" w:type="dxa"/>
+            <w:shd w:val="clear" w:color="auto" w:fill="F0F5FB"/>
           </w:tcPr>
           <w:p>
             <w:r>
               <w:rPr>
-                <w:sz w:val="20"/>
+                <w:sz w:val="19"/>
               </w:rPr>
               <w:t>8,30/10</w:t>
             </w:r>
@@ -561,12 +592,13 @@
         </w:tc>
         <w:tc>
           <w:tcPr>
-            <w:tcW w:type="dxa" w:w="2196"/>
+            <w:tcW w:w="2225" w:type="dxa"/>
+            <w:shd w:val="clear" w:color="auto" w:fill="F0F5FB"/>
           </w:tcPr>
           <w:p>
             <w:r>
               <w:rPr>
-                <w:sz w:val="20"/>
+                <w:sz w:val="19"/>
               </w:rPr>
               <w:t>🟡 APROVADO COM CONDIÇÕES</w:t>
             </w:r>
@@ -577,25 +609,50 @@
     <w:p/>
     <w:p>
       <w:pPr>
-        <w:pStyle w:val="Quote"/>
+        <w:ind w:left="454"/>
       </w:pPr>
       <w:r>
+        <w:rPr>
+          <w:color w:val="333333"/>
+          <w:sz w:val="20"/>
+        </w:rPr>
         <w:t>Pontuação ponderada: (8,0×0,25) + (8,0×0,10) + (9,0×0,15) + (8,0×0,20) + (9,0×0,15) + (8,0×0,10) + (8,0×0,05)</w:t>
       </w:r>
     </w:p>
     <w:p>
       <w:pPr>
-        <w:pStyle w:val="Quote"/>
+        <w:ind w:left="454"/>
       </w:pPr>
       <w:r>
-        <w:t>= 2,00 + 0,80 + 1,35 + 1,60 + 1,35 + 0,80 + 0,40 = **8,30/10** ✅ (limiar: 7,0/10)</w:t>
+        <w:rPr>
+          <w:color w:val="333333"/>
+          <w:sz w:val="20"/>
+        </w:rPr>
+        <w:t xml:space="preserve">= 2,00 + 0,80 + 1,35 + 1,60 + 1,35 + 0,80 + 0,40 = </w:t>
+      </w:r>
+      <w:r>
+        <w:rPr>
+          <w:b/>
+          <w:color w:val="333333"/>
+          <w:sz w:val="20"/>
+        </w:rPr>
+        <w:t>8,30/10</w:t>
+      </w:r>
+      <w:r>
+        <w:rPr>
+          <w:color w:val="333333"/>
+          <w:sz w:val="20"/>
+        </w:rPr>
+        <w:t xml:space="preserve"> ✅ (limiar: 7,0/10)</w:t>
       </w:r>
     </w:p>
     <w:p/>
     <w:p>
-      <w:r>
-        <w:t>────────────────────────────────────────────────────────────</w:t>
-      </w:r>
+      <w:pPr>
+        <w:pBdr>
+          <w:bottom w:val="single" w:sz="6" w:space="1" w:color="CCCCCC"/>
+        </w:pBdr>
+      </w:pPr>
     </w:p>
     <w:p/>
     <w:p>
@@ -604,8 +661,11 @@
       </w:pPr>
       <w:r>
         <w:rPr>
-          <w:color w:val="2E74B5"/>
-          <w:sz w:val="28"/>
+          <w:rFonts w:ascii="Calibri" w:hAnsi="Calibri"/>
+          <w:b/>
+          <w:i w:val="0"/>
+          <w:color w:val="1E5296"/>
+          <w:sz w:val="25"/>
         </w:rPr>
         <w:t>Pontos Fortes</w:t>
       </w:r>
@@ -731,9 +791,11 @@
     </w:p>
     <w:p/>
     <w:p>
-      <w:r>
-        <w:t>────────────────────────────────────────────────────────────</w:t>
-      </w:r>
+      <w:pPr>
+        <w:pBdr>
+          <w:bottom w:val="single" w:sz="6" w:space="1" w:color="CCCCCC"/>
+        </w:pBdr>
+      </w:pPr>
     </w:p>
     <w:p/>
     <w:p>
@@ -742,17 +804,22 @@
       </w:pPr>
       <w:r>
         <w:rPr>
-          <w:color w:val="2E74B5"/>
-          <w:sz w:val="28"/>
+          <w:rFonts w:ascii="Calibri" w:hAnsi="Calibri"/>
+          <w:b/>
+          <w:i w:val="0"/>
+          <w:color w:val="1E5296"/>
+          <w:sz w:val="25"/>
         </w:rPr>
         <w:t>Avaliação por Documento</w:t>
       </w:r>
     </w:p>
     <w:p/>
     <w:p>
-      <w:r>
-        <w:t>────────────────────────────────────────────────────────────</w:t>
-      </w:r>
+      <w:pPr>
+        <w:pBdr>
+          <w:bottom w:val="single" w:sz="6" w:space="1" w:color="CCCCCC"/>
+        </w:pBdr>
+      </w:pPr>
     </w:p>
     <w:p/>
     <w:p>
@@ -761,8 +828,11 @@
       </w:pPr>
       <w:r>
         <w:rPr>
-          <w:color w:val="404040"/>
-          <w:sz w:val="24"/>
+          <w:rFonts w:ascii="Calibri" w:hAnsi="Calibri"/>
+          <w:b/>
+          <w:i w:val="0"/>
+          <w:color w:val="2A4A7F"/>
+          <w:sz w:val="22"/>
         </w:rPr>
         <w:t>TAP — 8,0/10 | 🟡 Aprovado com condições</w:t>
       </w:r>
@@ -781,25 +851,27 @@
     <w:tbl>
       <w:tblPr>
         <w:tblStyle w:val="TableGrid"/>
-        <w:tblW w:type="auto" w:w="0"/>
         <w:tblLook w:firstColumn="1" w:firstRow="1" w:lastColumn="0" w:lastRow="0" w:noHBand="0" w:noVBand="1" w:val="04A0"/>
+        <w:tblW w:w="8901" w:type="dxa"/>
+        <w:tblLayout w:type="fixed"/>
       </w:tblPr>
       <w:tblGrid>
-        <w:gridCol w:w="2928"/>
-        <w:gridCol w:w="2928"/>
-        <w:gridCol w:w="2928"/>
+        <w:gridCol w:w="2967"/>
+        <w:gridCol w:w="2967"/>
+        <w:gridCol w:w="2967"/>
       </w:tblGrid>
       <w:tr>
         <w:tc>
           <w:tcPr>
-            <w:tcW w:type="dxa" w:w="2928"/>
-            <w:shd w:val="clear" w:color="auto" w:fill="D6E4F0"/>
+            <w:tcW w:w="2967" w:type="dxa"/>
+            <w:shd w:val="clear" w:color="auto" w:fill="1A3A5C"/>
           </w:tcPr>
           <w:p>
             <w:r>
               <w:rPr>
                 <w:b/>
-                <w:sz w:val="20"/>
+                <w:color w:val="FFFFFF"/>
+                <w:sz w:val="19"/>
               </w:rPr>
               <w:t>Critério</w:t>
             </w:r>
@@ -807,14 +879,15 @@
         </w:tc>
         <w:tc>
           <w:tcPr>
-            <w:tcW w:type="dxa" w:w="2928"/>
-            <w:shd w:val="clear" w:color="auto" w:fill="D6E4F0"/>
+            <w:tcW w:w="2967" w:type="dxa"/>
+            <w:shd w:val="clear" w:color="auto" w:fill="1A3A5C"/>
           </w:tcPr>
           <w:p>
             <w:r>
               <w:rPr>
                 <w:b/>
-                <w:sz w:val="20"/>
+                <w:color w:val="FFFFFF"/>
+                <w:sz w:val="19"/>
               </w:rPr>
               <w:t>Status</w:t>
             </w:r>
@@ -822,14 +895,15 @@
         </w:tc>
         <w:tc>
           <w:tcPr>
-            <w:tcW w:type="dxa" w:w="2928"/>
-            <w:shd w:val="clear" w:color="auto" w:fill="D6E4F0"/>
+            <w:tcW w:w="2967" w:type="dxa"/>
+            <w:shd w:val="clear" w:color="auto" w:fill="1A3A5C"/>
           </w:tcPr>
           <w:p>
             <w:r>
               <w:rPr>
                 <w:b/>
-                <w:sz w:val="20"/>
+                <w:color w:val="FFFFFF"/>
+                <w:sz w:val="19"/>
               </w:rPr>
               <w:t>Observação</w:t>
             </w:r>
@@ -839,12 +913,12 @@
       <w:tr>
         <w:tc>
           <w:tcPr>
-            <w:tcW w:type="dxa" w:w="2928"/>
+            <w:tcW w:w="2967" w:type="dxa"/>
           </w:tcPr>
           <w:p>
             <w:r>
               <w:rPr>
-                <w:sz w:val="20"/>
+                <w:sz w:val="19"/>
               </w:rPr>
               <w:t>Objetivo SMART</w:t>
             </w:r>
@@ -852,12 +926,12 @@
         </w:tc>
         <w:tc>
           <w:tcPr>
-            <w:tcW w:type="dxa" w:w="2928"/>
+            <w:tcW w:w="2967" w:type="dxa"/>
           </w:tcPr>
           <w:p>
             <w:r>
               <w:rPr>
-                <w:sz w:val="20"/>
+                <w:sz w:val="19"/>
               </w:rPr>
               <w:t>✅</w:t>
             </w:r>
@@ -865,12 +939,12 @@
         </w:tc>
         <w:tc>
           <w:tcPr>
-            <w:tcW w:type="dxa" w:w="2928"/>
+            <w:tcW w:w="2967" w:type="dxa"/>
           </w:tcPr>
           <w:p>
             <w:r>
               <w:rPr>
-                <w:sz w:val="20"/>
+                <w:sz w:val="19"/>
               </w:rPr>
               <w:t>Específico (DDA VAB CP), Mensurável (100% automação), Temporal (30/09/2026)</w:t>
             </w:r>
@@ -880,12 +954,13 @@
       <w:tr>
         <w:tc>
           <w:tcPr>
-            <w:tcW w:type="dxa" w:w="2928"/>
+            <w:tcW w:w="2967" w:type="dxa"/>
+            <w:shd w:val="clear" w:color="auto" w:fill="F0F5FB"/>
           </w:tcPr>
           <w:p>
             <w:r>
               <w:rPr>
-                <w:sz w:val="20"/>
+                <w:sz w:val="19"/>
               </w:rPr>
               <w:t>Sponsor identificado</w:t>
             </w:r>
@@ -893,12 +968,13 @@
         </w:tc>
         <w:tc>
           <w:tcPr>
-            <w:tcW w:type="dxa" w:w="2928"/>
+            <w:tcW w:w="2967" w:type="dxa"/>
+            <w:shd w:val="clear" w:color="auto" w:fill="F0F5FB"/>
           </w:tcPr>
           <w:p>
             <w:r>
               <w:rPr>
-                <w:sz w:val="20"/>
+                <w:sz w:val="19"/>
               </w:rPr>
               <w:t>⚠️ PARCIAL</w:t>
             </w:r>
@@ -906,12 +982,13 @@
         </w:tc>
         <w:tc>
           <w:tcPr>
-            <w:tcW w:type="dxa" w:w="2928"/>
+            <w:tcW w:w="2967" w:type="dxa"/>
+            <w:shd w:val="clear" w:color="auto" w:fill="F0F5FB"/>
           </w:tcPr>
           <w:p>
             <w:r>
               <w:rPr>
-                <w:sz w:val="20"/>
+                <w:sz w:val="19"/>
               </w:rPr>
               <w:t>Gladston Campos identificado, mas autoridade nível Diretor+ não confirmada (CB-Sponsor aberta)</w:t>
             </w:r>
@@ -921,12 +998,12 @@
       <w:tr>
         <w:tc>
           <w:tcPr>
-            <w:tcW w:type="dxa" w:w="2928"/>
+            <w:tcW w:w="2967" w:type="dxa"/>
           </w:tcPr>
           <w:p>
             <w:r>
               <w:rPr>
-                <w:sz w:val="20"/>
+                <w:sz w:val="19"/>
               </w:rPr>
               <w:t>Gerente de Projeto</w:t>
             </w:r>
@@ -934,12 +1011,12 @@
         </w:tc>
         <w:tc>
           <w:tcPr>
-            <w:tcW w:type="dxa" w:w="2928"/>
+            <w:tcW w:w="2967" w:type="dxa"/>
           </w:tcPr>
           <w:p>
             <w:r>
               <w:rPr>
-                <w:sz w:val="20"/>
+                <w:sz w:val="19"/>
               </w:rPr>
               <w:t>⚠️ PARCIAL</w:t>
             </w:r>
@@ -947,12 +1024,12 @@
         </w:tc>
         <w:tc>
           <w:tcPr>
-            <w:tcW w:type="dxa" w:w="2928"/>
+            <w:tcW w:w="2967" w:type="dxa"/>
           </w:tcPr>
           <w:p>
             <w:r>
               <w:rPr>
-                <w:sz w:val="20"/>
+                <w:sz w:val="19"/>
               </w:rPr>
               <w:t>"A designar pelo DTI após kick-off" — contextualmente correto para pré-kick-off</w:t>
             </w:r>
@@ -962,12 +1039,13 @@
       <w:tr>
         <w:tc>
           <w:tcPr>
-            <w:tcW w:type="dxa" w:w="2928"/>
+            <w:tcW w:w="2967" w:type="dxa"/>
+            <w:shd w:val="clear" w:color="auto" w:fill="F0F5FB"/>
           </w:tcPr>
           <w:p>
             <w:r>
               <w:rPr>
-                <w:sz w:val="20"/>
+                <w:sz w:val="19"/>
               </w:rPr>
               <w:t>Escopo dentro/fora</w:t>
             </w:r>
@@ -975,12 +1053,13 @@
         </w:tc>
         <w:tc>
           <w:tcPr>
-            <w:tcW w:type="dxa" w:w="2928"/>
+            <w:tcW w:w="2967" w:type="dxa"/>
+            <w:shd w:val="clear" w:color="auto" w:fill="F0F5FB"/>
           </w:tcPr>
           <w:p>
             <w:r>
               <w:rPr>
-                <w:sz w:val="20"/>
+                <w:sz w:val="19"/>
               </w:rPr>
               <w:t>✅</w:t>
             </w:r>
@@ -988,12 +1067,13 @@
         </w:tc>
         <w:tc>
           <w:tcPr>
-            <w:tcW w:type="dxa" w:w="2928"/>
+            <w:tcW w:w="2967" w:type="dxa"/>
+            <w:shd w:val="clear" w:color="auto" w:fill="F0F5FB"/>
           </w:tcPr>
           <w:p>
             <w:r>
               <w:rPr>
-                <w:sz w:val="20"/>
+                <w:sz w:val="19"/>
               </w:rPr>
               <w:t>5 itens dentro + 6 fora do escopo definidos explicitamente</w:t>
             </w:r>
@@ -1003,12 +1083,12 @@
       <w:tr>
         <w:tc>
           <w:tcPr>
-            <w:tcW w:type="dxa" w:w="2928"/>
+            <w:tcW w:w="2967" w:type="dxa"/>
           </w:tcPr>
           <w:p>
             <w:r>
               <w:rPr>
-                <w:sz w:val="20"/>
+                <w:sz w:val="19"/>
               </w:rPr>
               <w:t>Critérios de sucesso</w:t>
             </w:r>
@@ -1016,12 +1096,12 @@
         </w:tc>
         <w:tc>
           <w:tcPr>
-            <w:tcW w:type="dxa" w:w="2928"/>
+            <w:tcW w:w="2967" w:type="dxa"/>
           </w:tcPr>
           <w:p>
             <w:r>
               <w:rPr>
-                <w:sz w:val="20"/>
+                <w:sz w:val="19"/>
               </w:rPr>
               <w:t>✅</w:t>
             </w:r>
@@ -1029,12 +1109,12 @@
         </w:tc>
         <w:tc>
           <w:tcPr>
-            <w:tcW w:type="dxa" w:w="2928"/>
+            <w:tcW w:w="2967" w:type="dxa"/>
           </w:tcPr>
           <w:p>
             <w:r>
               <w:rPr>
-                <w:sz w:val="20"/>
+                <w:sz w:val="19"/>
               </w:rPr>
               <w:t>4 critérios com métrica e prazo (acima do mínimo de 3)</w:t>
             </w:r>
@@ -1044,12 +1124,13 @@
       <w:tr>
         <w:tc>
           <w:tcPr>
-            <w:tcW w:type="dxa" w:w="2928"/>
+            <w:tcW w:w="2967" w:type="dxa"/>
+            <w:shd w:val="clear" w:color="auto" w:fill="F0F5FB"/>
           </w:tcPr>
           <w:p>
             <w:r>
               <w:rPr>
-                <w:sz w:val="20"/>
+                <w:sz w:val="19"/>
               </w:rPr>
               <w:t>Orçamento aprovado</w:t>
             </w:r>
@@ -1057,12 +1138,13 @@
         </w:tc>
         <w:tc>
           <w:tcPr>
-            <w:tcW w:type="dxa" w:w="2928"/>
+            <w:tcW w:w="2967" w:type="dxa"/>
+            <w:shd w:val="clear" w:color="auto" w:fill="F0F5FB"/>
           </w:tcPr>
           <w:p>
             <w:r>
               <w:rPr>
-                <w:sz w:val="20"/>
+                <w:sz w:val="19"/>
               </w:rPr>
               <w:t>✅</w:t>
             </w:r>
@@ -1070,12 +1152,13 @@
         </w:tc>
         <w:tc>
           <w:tcPr>
-            <w:tcW w:type="dxa" w:w="2928"/>
+            <w:tcW w:w="2967" w:type="dxa"/>
+            <w:shd w:val="clear" w:color="auto" w:fill="F0F5FB"/>
           </w:tcPr>
           <w:p>
             <w:r>
               <w:rPr>
-                <w:sz w:val="20"/>
+                <w:sz w:val="19"/>
               </w:rPr>
               <w:t>R$0 a R$2.000 com contextualização clara</w:t>
             </w:r>
@@ -1085,12 +1168,12 @@
       <w:tr>
         <w:tc>
           <w:tcPr>
-            <w:tcW w:type="dxa" w:w="2928"/>
+            <w:tcW w:w="2967" w:type="dxa"/>
           </w:tcPr>
           <w:p>
             <w:r>
               <w:rPr>
-                <w:sz w:val="20"/>
+                <w:sz w:val="19"/>
               </w:rPr>
               <w:t>Prazo de conclusão</w:t>
             </w:r>
@@ -1098,12 +1181,12 @@
         </w:tc>
         <w:tc>
           <w:tcPr>
-            <w:tcW w:type="dxa" w:w="2928"/>
+            <w:tcW w:w="2967" w:type="dxa"/>
           </w:tcPr>
           <w:p>
             <w:r>
               <w:rPr>
-                <w:sz w:val="20"/>
+                <w:sz w:val="19"/>
               </w:rPr>
               <w:t>✅</w:t>
             </w:r>
@@ -1111,12 +1194,12 @@
         </w:tc>
         <w:tc>
           <w:tcPr>
-            <w:tcW w:type="dxa" w:w="2928"/>
+            <w:tcW w:w="2967" w:type="dxa"/>
           </w:tcPr>
           <w:p>
             <w:r>
               <w:rPr>
-                <w:sz w:val="20"/>
+                <w:sz w:val="19"/>
               </w:rPr>
               <w:t>30/09/2026 definido</w:t>
             </w:r>
@@ -1138,24 +1221,26 @@
     <w:tbl>
       <w:tblPr>
         <w:tblStyle w:val="TableGrid"/>
-        <w:tblW w:type="auto" w:w="0"/>
         <w:tblLook w:firstColumn="1" w:firstRow="1" w:lastColumn="0" w:lastRow="0" w:noHBand="0" w:noVBand="1" w:val="04A0"/>
+        <w:tblW w:w="8900" w:type="dxa"/>
+        <w:tblLayout w:type="fixed"/>
       </w:tblPr>
       <w:tblGrid>
-        <w:gridCol w:w="4392"/>
-        <w:gridCol w:w="4392"/>
+        <w:gridCol w:w="4450"/>
+        <w:gridCol w:w="4450"/>
       </w:tblGrid>
       <w:tr>
         <w:tc>
           <w:tcPr>
-            <w:tcW w:type="dxa" w:w="4392"/>
-            <w:shd w:val="clear" w:color="auto" w:fill="D6E4F0"/>
+            <w:tcW w:w="4450" w:type="dxa"/>
+            <w:shd w:val="clear" w:color="auto" w:fill="1A3A5C"/>
           </w:tcPr>
           <w:p>
             <w:r>
               <w:rPr>
                 <w:b/>
-                <w:sz w:val="20"/>
+                <w:color w:val="FFFFFF"/>
+                <w:sz w:val="19"/>
               </w:rPr>
               <w:t>Critério</w:t>
             </w:r>
@@ -1163,14 +1248,15 @@
         </w:tc>
         <w:tc>
           <w:tcPr>
-            <w:tcW w:type="dxa" w:w="4392"/>
-            <w:shd w:val="clear" w:color="auto" w:fill="D6E4F0"/>
+            <w:tcW w:w="4450" w:type="dxa"/>
+            <w:shd w:val="clear" w:color="auto" w:fill="1A3A5C"/>
           </w:tcPr>
           <w:p>
             <w:r>
               <w:rPr>
                 <w:b/>
-                <w:sz w:val="20"/>
+                <w:color w:val="FFFFFF"/>
+                <w:sz w:val="19"/>
               </w:rPr>
               <w:t>Status</w:t>
             </w:r>
@@ -1180,12 +1266,12 @@
       <w:tr>
         <w:tc>
           <w:tcPr>
-            <w:tcW w:type="dxa" w:w="4392"/>
+            <w:tcW w:w="4450" w:type="dxa"/>
           </w:tcPr>
           <w:p>
             <w:r>
               <w:rPr>
-                <w:sz w:val="20"/>
+                <w:sz w:val="19"/>
               </w:rPr>
               <w:t>Justificativa → estratégia</w:t>
             </w:r>
@@ -1193,12 +1279,12 @@
         </w:tc>
         <w:tc>
           <w:tcPr>
-            <w:tcW w:type="dxa" w:w="4392"/>
+            <w:tcW w:w="4450" w:type="dxa"/>
           </w:tcPr>
           <w:p>
             <w:r>
               <w:rPr>
-                <w:sz w:val="20"/>
+                <w:sz w:val="19"/>
               </w:rPr>
               <w:t>✅ Programa "Controladoria do Futuro" + precedente GAB</w:t>
             </w:r>
@@ -1208,12 +1294,13 @@
       <w:tr>
         <w:tc>
           <w:tcPr>
-            <w:tcW w:type="dxa" w:w="4392"/>
+            <w:tcW w:w="4450" w:type="dxa"/>
+            <w:shd w:val="clear" w:color="auto" w:fill="F0F5FB"/>
           </w:tcPr>
           <w:p>
             <w:r>
               <w:rPr>
-                <w:sz w:val="20"/>
+                <w:sz w:val="19"/>
               </w:rPr>
               <w:t>≥ 5 partes interessadas</w:t>
             </w:r>
@@ -1221,12 +1308,13 @@
         </w:tc>
         <w:tc>
           <w:tcPr>
-            <w:tcW w:type="dxa" w:w="4392"/>
+            <w:tcW w:w="4450" w:type="dxa"/>
+            <w:shd w:val="clear" w:color="auto" w:fill="F0F5FB"/>
           </w:tcPr>
           <w:p>
             <w:r>
               <w:rPr>
-                <w:sz w:val="20"/>
+                <w:sz w:val="19"/>
               </w:rPr>
               <w:t>✅ 7 stakeholders mapeados</w:t>
             </w:r>
@@ -1236,12 +1324,12 @@
       <w:tr>
         <w:tc>
           <w:tcPr>
-            <w:tcW w:type="dxa" w:w="4392"/>
+            <w:tcW w:w="4450" w:type="dxa"/>
           </w:tcPr>
           <w:p>
             <w:r>
               <w:rPr>
-                <w:sz w:val="20"/>
+                <w:sz w:val="19"/>
               </w:rPr>
               <w:t>≥ 3 premissas + ≥ 3 restrições</w:t>
             </w:r>
@@ -1249,12 +1337,12 @@
         </w:tc>
         <w:tc>
           <w:tcPr>
-            <w:tcW w:type="dxa" w:w="4392"/>
+            <w:tcW w:w="4450" w:type="dxa"/>
           </w:tcPr>
           <w:p>
             <w:r>
               <w:rPr>
-                <w:sz w:val="20"/>
+                <w:sz w:val="19"/>
               </w:rPr>
               <w:t>✅ 6 premissas + 6 restrições</w:t>
             </w:r>
@@ -1264,12 +1352,13 @@
       <w:tr>
         <w:tc>
           <w:tcPr>
-            <w:tcW w:type="dxa" w:w="4392"/>
+            <w:tcW w:w="4450" w:type="dxa"/>
+            <w:shd w:val="clear" w:color="auto" w:fill="F0F5FB"/>
           </w:tcPr>
           <w:p>
             <w:r>
               <w:rPr>
-                <w:sz w:val="20"/>
+                <w:sz w:val="19"/>
               </w:rPr>
               <w:t>≥ 3 riscos alto nível</w:t>
             </w:r>
@@ -1277,12 +1366,13 @@
         </w:tc>
         <w:tc>
           <w:tcPr>
-            <w:tcW w:type="dxa" w:w="4392"/>
+            <w:tcW w:w="4450" w:type="dxa"/>
+            <w:shd w:val="clear" w:color="auto" w:fill="F0F5FB"/>
           </w:tcPr>
           <w:p>
             <w:r>
               <w:rPr>
-                <w:sz w:val="20"/>
+                <w:sz w:val="19"/>
               </w:rPr>
               <w:t>✅ 5 riscos</w:t>
             </w:r>
@@ -1292,12 +1382,12 @@
       <w:tr>
         <w:tc>
           <w:tcPr>
-            <w:tcW w:type="dxa" w:w="4392"/>
+            <w:tcW w:w="4450" w:type="dxa"/>
           </w:tcPr>
           <w:p>
             <w:r>
               <w:rPr>
-                <w:sz w:val="20"/>
+                <w:sz w:val="19"/>
               </w:rPr>
               <w:t>Benefícios quantificados</w:t>
             </w:r>
@@ -1305,12 +1395,12 @@
         </w:tc>
         <w:tc>
           <w:tcPr>
-            <w:tcW w:type="dxa" w:w="4392"/>
+            <w:tcW w:w="4450" w:type="dxa"/>
           </w:tcPr>
           <w:p>
             <w:r>
               <w:rPr>
-                <w:sz w:val="20"/>
+                <w:sz w:val="19"/>
               </w:rPr>
               <w:t>⚠️ Qualitativos (100% automação declarado, sem R$ ou horas economizadas)</w:t>
             </w:r>
@@ -1361,9 +1451,11 @@
     </w:p>
     <w:p/>
     <w:p>
-      <w:r>
-        <w:t>────────────────────────────────────────────────────────────</w:t>
-      </w:r>
+      <w:pPr>
+        <w:pBdr>
+          <w:bottom w:val="single" w:sz="6" w:space="1" w:color="CCCCCC"/>
+        </w:pBdr>
+      </w:pPr>
     </w:p>
     <w:p/>
     <w:p>
@@ -1372,8 +1464,11 @@
       </w:pPr>
       <w:r>
         <w:rPr>
-          <w:color w:val="404040"/>
-          <w:sz w:val="24"/>
+          <w:rFonts w:ascii="Calibri" w:hAnsi="Calibri"/>
+          <w:b/>
+          <w:i w:val="0"/>
+          <w:color w:val="2A4A7F"/>
+          <w:sz w:val="22"/>
         </w:rPr>
         <w:t>PM Canvas — 8,0/10 | ✅ Aprovado</w:t>
       </w:r>
@@ -1392,25 +1487,27 @@
     <w:tbl>
       <w:tblPr>
         <w:tblStyle w:val="TableGrid"/>
-        <w:tblW w:type="auto" w:w="0"/>
         <w:tblLook w:firstColumn="1" w:firstRow="1" w:lastColumn="0" w:lastRow="0" w:noHBand="0" w:noVBand="1" w:val="04A0"/>
+        <w:tblW w:w="8901" w:type="dxa"/>
+        <w:tblLayout w:type="fixed"/>
       </w:tblPr>
       <w:tblGrid>
-        <w:gridCol w:w="2928"/>
-        <w:gridCol w:w="2928"/>
-        <w:gridCol w:w="2928"/>
+        <w:gridCol w:w="2967"/>
+        <w:gridCol w:w="2967"/>
+        <w:gridCol w:w="2967"/>
       </w:tblGrid>
       <w:tr>
         <w:tc>
           <w:tcPr>
-            <w:tcW w:type="dxa" w:w="2928"/>
-            <w:shd w:val="clear" w:color="auto" w:fill="D6E4F0"/>
+            <w:tcW w:w="2967" w:type="dxa"/>
+            <w:shd w:val="clear" w:color="auto" w:fill="1A3A5C"/>
           </w:tcPr>
           <w:p>
             <w:r>
               <w:rPr>
                 <w:b/>
-                <w:sz w:val="20"/>
+                <w:color w:val="FFFFFF"/>
+                <w:sz w:val="19"/>
               </w:rPr>
               <w:t>Critério</w:t>
             </w:r>
@@ -1418,14 +1515,15 @@
         </w:tc>
         <w:tc>
           <w:tcPr>
-            <w:tcW w:type="dxa" w:w="2928"/>
-            <w:shd w:val="clear" w:color="auto" w:fill="D6E4F0"/>
+            <w:tcW w:w="2967" w:type="dxa"/>
+            <w:shd w:val="clear" w:color="auto" w:fill="1A3A5C"/>
           </w:tcPr>
           <w:p>
             <w:r>
               <w:rPr>
                 <w:b/>
-                <w:sz w:val="20"/>
+                <w:color w:val="FFFFFF"/>
+                <w:sz w:val="19"/>
               </w:rPr>
               <w:t>Status</w:t>
             </w:r>
@@ -1433,14 +1531,15 @@
         </w:tc>
         <w:tc>
           <w:tcPr>
-            <w:tcW w:type="dxa" w:w="2928"/>
-            <w:shd w:val="clear" w:color="auto" w:fill="D6E4F0"/>
+            <w:tcW w:w="2967" w:type="dxa"/>
+            <w:shd w:val="clear" w:color="auto" w:fill="1A3A5C"/>
           </w:tcPr>
           <w:p>
             <w:r>
               <w:rPr>
                 <w:b/>
-                <w:sz w:val="20"/>
+                <w:color w:val="FFFFFF"/>
+                <w:sz w:val="19"/>
               </w:rPr>
               <w:t>Observação</w:t>
             </w:r>
@@ -1450,12 +1549,12 @@
       <w:tr>
         <w:tc>
           <w:tcPr>
-            <w:tcW w:type="dxa" w:w="2928"/>
+            <w:tcW w:w="2967" w:type="dxa"/>
           </w:tcPr>
           <w:p>
             <w:r>
               <w:rPr>
-                <w:sz w:val="20"/>
+                <w:sz w:val="19"/>
               </w:rPr>
               <w:t>Todos os 9 blocos preenchidos</w:t>
             </w:r>
@@ -1463,12 +1562,12 @@
         </w:tc>
         <w:tc>
           <w:tcPr>
-            <w:tcW w:type="dxa" w:w="2928"/>
+            <w:tcW w:w="2967" w:type="dxa"/>
           </w:tcPr>
           <w:p>
             <w:r>
               <w:rPr>
-                <w:sz w:val="20"/>
+                <w:sz w:val="19"/>
               </w:rPr>
               <w:t>✅</w:t>
             </w:r>
@@ -1476,12 +1575,12 @@
         </w:tc>
         <w:tc>
           <w:tcPr>
-            <w:tcW w:type="dxa" w:w="2928"/>
+            <w:tcW w:w="2967" w:type="dxa"/>
           </w:tcPr>
           <w:p>
             <w:r>
               <w:rPr>
-                <w:sz w:val="20"/>
+                <w:sz w:val="19"/>
               </w:rPr>
               <w:t>Blocos 1 a 9 presentes e substantivos</w:t>
             </w:r>
@@ -1491,12 +1590,13 @@
       <w:tr>
         <w:tc>
           <w:tcPr>
-            <w:tcW w:type="dxa" w:w="2928"/>
+            <w:tcW w:w="2967" w:type="dxa"/>
+            <w:shd w:val="clear" w:color="auto" w:fill="F0F5FB"/>
           </w:tcPr>
           <w:p>
             <w:r>
               <w:rPr>
-                <w:sz w:val="20"/>
+                <w:sz w:val="19"/>
               </w:rPr>
               <w:t>Consistência interna</w:t>
             </w:r>
@@ -1504,12 +1604,13 @@
         </w:tc>
         <w:tc>
           <w:tcPr>
-            <w:tcW w:type="dxa" w:w="2928"/>
+            <w:tcW w:w="2967" w:type="dxa"/>
+            <w:shd w:val="clear" w:color="auto" w:fill="F0F5FB"/>
           </w:tcPr>
           <w:p>
             <w:r>
               <w:rPr>
-                <w:sz w:val="20"/>
+                <w:sz w:val="19"/>
               </w:rPr>
               <w:t>✅</w:t>
             </w:r>
@@ -1517,12 +1618,13 @@
         </w:tc>
         <w:tc>
           <w:tcPr>
-            <w:tcW w:type="dxa" w:w="2928"/>
+            <w:tcW w:w="2967" w:type="dxa"/>
+            <w:shd w:val="clear" w:color="auto" w:fill="F0F5FB"/>
           </w:tcPr>
           <w:p>
             <w:r>
               <w:rPr>
-                <w:sz w:val="20"/>
+                <w:sz w:val="19"/>
               </w:rPr>
               <w:t>Prazo/custo/escopo/stakeholders coerentes com TAP</w:t>
             </w:r>
@@ -1532,12 +1634,12 @@
       <w:tr>
         <w:tc>
           <w:tcPr>
-            <w:tcW w:type="dxa" w:w="2928"/>
+            <w:tcW w:w="2967" w:type="dxa"/>
           </w:tcPr>
           <w:p>
             <w:r>
               <w:rPr>
-                <w:sz w:val="20"/>
+                <w:sz w:val="19"/>
               </w:rPr>
               <w:t>Bloco "Por quê?" → estratégia</w:t>
             </w:r>
@@ -1545,12 +1647,12 @@
         </w:tc>
         <w:tc>
           <w:tcPr>
-            <w:tcW w:type="dxa" w:w="2928"/>
+            <w:tcW w:w="2967" w:type="dxa"/>
           </w:tcPr>
           <w:p>
             <w:r>
               <w:rPr>
-                <w:sz w:val="20"/>
+                <w:sz w:val="19"/>
               </w:rPr>
               <w:t>✅</w:t>
             </w:r>
@@ -1558,12 +1660,12 @@
         </w:tc>
         <w:tc>
           <w:tcPr>
-            <w:tcW w:type="dxa" w:w="2928"/>
+            <w:tcW w:w="2967" w:type="dxa"/>
           </w:tcPr>
           <w:p>
             <w:r>
               <w:rPr>
-                <w:sz w:val="20"/>
+                <w:sz w:val="19"/>
               </w:rPr>
               <w:t>"Automação financeira", "Controladoria do Futuro"</w:t>
             </w:r>
@@ -1586,9 +1688,11 @@
     </w:p>
     <w:p/>
     <w:p>
-      <w:r>
-        <w:t>────────────────────────────────────────────────────────────</w:t>
-      </w:r>
+      <w:pPr>
+        <w:pBdr>
+          <w:bottom w:val="single" w:sz="6" w:space="1" w:color="CCCCCC"/>
+        </w:pBdr>
+      </w:pPr>
     </w:p>
     <w:p/>
     <w:p>
@@ -1597,8 +1701,11 @@
       </w:pPr>
       <w:r>
         <w:rPr>
-          <w:color w:val="404040"/>
-          <w:sz w:val="24"/>
+          <w:rFonts w:ascii="Calibri" w:hAnsi="Calibri"/>
+          <w:b/>
+          <w:i w:val="0"/>
+          <w:color w:val="2A4A7F"/>
+          <w:sz w:val="22"/>
         </w:rPr>
         <w:t>ERF — 9,0/10 | ✅ Aprovado</w:t>
       </w:r>
@@ -1617,25 +1724,27 @@
     <w:tbl>
       <w:tblPr>
         <w:tblStyle w:val="TableGrid"/>
-        <w:tblW w:type="auto" w:w="0"/>
         <w:tblLook w:firstColumn="1" w:firstRow="1" w:lastColumn="0" w:lastRow="0" w:noHBand="0" w:noVBand="1" w:val="04A0"/>
+        <w:tblW w:w="8901" w:type="dxa"/>
+        <w:tblLayout w:type="fixed"/>
       </w:tblPr>
       <w:tblGrid>
-        <w:gridCol w:w="2928"/>
-        <w:gridCol w:w="2928"/>
-        <w:gridCol w:w="2928"/>
+        <w:gridCol w:w="2967"/>
+        <w:gridCol w:w="2967"/>
+        <w:gridCol w:w="2967"/>
       </w:tblGrid>
       <w:tr>
         <w:tc>
           <w:tcPr>
-            <w:tcW w:type="dxa" w:w="2928"/>
-            <w:shd w:val="clear" w:color="auto" w:fill="D6E4F0"/>
+            <w:tcW w:w="2967" w:type="dxa"/>
+            <w:shd w:val="clear" w:color="auto" w:fill="1A3A5C"/>
           </w:tcPr>
           <w:p>
             <w:r>
               <w:rPr>
                 <w:b/>
-                <w:sz w:val="20"/>
+                <w:color w:val="FFFFFF"/>
+                <w:sz w:val="19"/>
               </w:rPr>
               <w:t>Critério</w:t>
             </w:r>
@@ -1643,14 +1752,15 @@
         </w:tc>
         <w:tc>
           <w:tcPr>
-            <w:tcW w:type="dxa" w:w="2928"/>
-            <w:shd w:val="clear" w:color="auto" w:fill="D6E4F0"/>
+            <w:tcW w:w="2967" w:type="dxa"/>
+            <w:shd w:val="clear" w:color="auto" w:fill="1A3A5C"/>
           </w:tcPr>
           <w:p>
             <w:r>
               <w:rPr>
                 <w:b/>
-                <w:sz w:val="20"/>
+                <w:color w:val="FFFFFF"/>
+                <w:sz w:val="19"/>
               </w:rPr>
               <w:t>Status</w:t>
             </w:r>
@@ -1658,14 +1768,15 @@
         </w:tc>
         <w:tc>
           <w:tcPr>
-            <w:tcW w:type="dxa" w:w="2928"/>
-            <w:shd w:val="clear" w:color="auto" w:fill="D6E4F0"/>
+            <w:tcW w:w="2967" w:type="dxa"/>
+            <w:shd w:val="clear" w:color="auto" w:fill="1A3A5C"/>
           </w:tcPr>
           <w:p>
             <w:r>
               <w:rPr>
                 <w:b/>
-                <w:sz w:val="20"/>
+                <w:color w:val="FFFFFF"/>
+                <w:sz w:val="19"/>
               </w:rPr>
               <w:t>Observação</w:t>
             </w:r>
@@ -1675,12 +1786,12 @@
       <w:tr>
         <w:tc>
           <w:tcPr>
-            <w:tcW w:type="dxa" w:w="2928"/>
+            <w:tcW w:w="2967" w:type="dxa"/>
           </w:tcPr>
           <w:p>
             <w:r>
               <w:rPr>
-                <w:sz w:val="20"/>
+                <w:sz w:val="19"/>
               </w:rPr>
               <w:t>MoSCoW priorizado</w:t>
             </w:r>
@@ -1688,12 +1799,12 @@
         </w:tc>
         <w:tc>
           <w:tcPr>
-            <w:tcW w:type="dxa" w:w="2928"/>
+            <w:tcW w:w="2967" w:type="dxa"/>
           </w:tcPr>
           <w:p>
             <w:r>
               <w:rPr>
-                <w:sz w:val="20"/>
+                <w:sz w:val="19"/>
               </w:rPr>
               <w:t>✅</w:t>
             </w:r>
@@ -1701,12 +1812,12 @@
         </w:tc>
         <w:tc>
           <w:tcPr>
-            <w:tcW w:type="dxa" w:w="2928"/>
+            <w:tcW w:w="2967" w:type="dxa"/>
           </w:tcPr>
           <w:p>
             <w:r>
               <w:rPr>
-                <w:sz w:val="20"/>
+                <w:sz w:val="19"/>
               </w:rPr>
               <w:t>5 Must / 3 Should / 2 Could / 2 Won't</w:t>
             </w:r>
@@ -1716,12 +1827,13 @@
       <w:tr>
         <w:tc>
           <w:tcPr>
-            <w:tcW w:type="dxa" w:w="2928"/>
+            <w:tcW w:w="2967" w:type="dxa"/>
+            <w:shd w:val="clear" w:color="auto" w:fill="F0F5FB"/>
           </w:tcPr>
           <w:p>
             <w:r>
               <w:rPr>
-                <w:sz w:val="20"/>
+                <w:sz w:val="19"/>
               </w:rPr>
               <w:t>Critério aceitação por Must Have</w:t>
             </w:r>
@@ -1729,12 +1841,13 @@
         </w:tc>
         <w:tc>
           <w:tcPr>
-            <w:tcW w:type="dxa" w:w="2928"/>
+            <w:tcW w:w="2967" w:type="dxa"/>
+            <w:shd w:val="clear" w:color="auto" w:fill="F0F5FB"/>
           </w:tcPr>
           <w:p>
             <w:r>
               <w:rPr>
-                <w:sz w:val="20"/>
+                <w:sz w:val="19"/>
               </w:rPr>
               <w:t>✅</w:t>
             </w:r>
@@ -1742,12 +1855,13 @@
         </w:tc>
         <w:tc>
           <w:tcPr>
-            <w:tcW w:type="dxa" w:w="2928"/>
+            <w:tcW w:w="2967" w:type="dxa"/>
+            <w:shd w:val="clear" w:color="auto" w:fill="F0F5FB"/>
           </w:tcPr>
           <w:p>
             <w:r>
               <w:rPr>
-                <w:sz w:val="20"/>
+                <w:sz w:val="19"/>
               </w:rPr>
               <w:t>RF001–RF005 todos com critério mensurável</w:t>
             </w:r>
@@ -1757,12 +1871,12 @@
       <w:tr>
         <w:tc>
           <w:tcPr>
-            <w:tcW w:type="dxa" w:w="2928"/>
+            <w:tcW w:w="2967" w:type="dxa"/>
           </w:tcPr>
           <w:p>
             <w:r>
               <w:rPr>
-                <w:sz w:val="20"/>
+                <w:sz w:val="19"/>
               </w:rPr>
               <w:t>ID único por requisito</w:t>
             </w:r>
@@ -1770,12 +1884,12 @@
         </w:tc>
         <w:tc>
           <w:tcPr>
-            <w:tcW w:type="dxa" w:w="2928"/>
+            <w:tcW w:w="2967" w:type="dxa"/>
           </w:tcPr>
           <w:p>
             <w:r>
               <w:rPr>
-                <w:sz w:val="20"/>
+                <w:sz w:val="19"/>
               </w:rPr>
               <w:t>✅</w:t>
             </w:r>
@@ -1783,12 +1897,12 @@
         </w:tc>
         <w:tc>
           <w:tcPr>
-            <w:tcW w:type="dxa" w:w="2928"/>
+            <w:tcW w:w="2967" w:type="dxa"/>
           </w:tcPr>
           <w:p>
             <w:r>
               <w:rPr>
-                <w:sz w:val="20"/>
+                <w:sz w:val="19"/>
               </w:rPr>
               <w:t>RF001–RF010 + RNF001–005</w:t>
             </w:r>
@@ -1798,12 +1912,13 @@
       <w:tr>
         <w:tc>
           <w:tcPr>
-            <w:tcW w:type="dxa" w:w="2928"/>
+            <w:tcW w:w="2967" w:type="dxa"/>
+            <w:shd w:val="clear" w:color="auto" w:fill="F0F5FB"/>
           </w:tcPr>
           <w:p>
             <w:r>
               <w:rPr>
-                <w:sz w:val="20"/>
+                <w:sz w:val="19"/>
               </w:rPr>
               <w:t>Rastreabilidade</w:t>
             </w:r>
@@ -1811,12 +1926,13 @@
         </w:tc>
         <w:tc>
           <w:tcPr>
-            <w:tcW w:type="dxa" w:w="2928"/>
+            <w:tcW w:w="2967" w:type="dxa"/>
+            <w:shd w:val="clear" w:color="auto" w:fill="F0F5FB"/>
           </w:tcPr>
           <w:p>
             <w:r>
               <w:rPr>
-                <w:sz w:val="20"/>
+                <w:sz w:val="19"/>
               </w:rPr>
               <w:t>✅</w:t>
             </w:r>
@@ -1824,12 +1940,13 @@
         </w:tc>
         <w:tc>
           <w:tcPr>
-            <w:tcW w:type="dxa" w:w="2928"/>
+            <w:tcW w:w="2967" w:type="dxa"/>
+            <w:shd w:val="clear" w:color="auto" w:fill="F0F5FB"/>
           </w:tcPr>
           <w:p>
             <w:r>
               <w:rPr>
-                <w:sz w:val="20"/>
+                <w:sz w:val="19"/>
               </w:rPr>
               <w:t>Tabela de rastreabilidade RF → CS do TAP</w:t>
             </w:r>
@@ -1885,9 +2002,11 @@
     </w:p>
     <w:p/>
     <w:p>
-      <w:r>
-        <w:t>────────────────────────────────────────────────────────────</w:t>
-      </w:r>
+      <w:pPr>
+        <w:pBdr>
+          <w:bottom w:val="single" w:sz="6" w:space="1" w:color="CCCCCC"/>
+        </w:pBdr>
+      </w:pPr>
     </w:p>
     <w:p/>
     <w:p>
@@ -1896,8 +2015,11 @@
       </w:pPr>
       <w:r>
         <w:rPr>
-          <w:color w:val="404040"/>
-          <w:sz w:val="24"/>
+          <w:rFonts w:ascii="Calibri" w:hAnsi="Calibri"/>
+          <w:b/>
+          <w:i w:val="0"/>
+          <w:color w:val="2A4A7F"/>
+          <w:sz w:val="22"/>
         </w:rPr>
         <w:t>Cronograma — 8,0/10 | 🟡 Aprovado com condições</w:t>
       </w:r>
@@ -1916,25 +2038,27 @@
     <w:tbl>
       <w:tblPr>
         <w:tblStyle w:val="TableGrid"/>
-        <w:tblW w:type="auto" w:w="0"/>
         <w:tblLook w:firstColumn="1" w:firstRow="1" w:lastColumn="0" w:lastRow="0" w:noHBand="0" w:noVBand="1" w:val="04A0"/>
+        <w:tblW w:w="8901" w:type="dxa"/>
+        <w:tblLayout w:type="fixed"/>
       </w:tblPr>
       <w:tblGrid>
-        <w:gridCol w:w="2928"/>
-        <w:gridCol w:w="2928"/>
-        <w:gridCol w:w="2928"/>
+        <w:gridCol w:w="2967"/>
+        <w:gridCol w:w="2967"/>
+        <w:gridCol w:w="2967"/>
       </w:tblGrid>
       <w:tr>
         <w:tc>
           <w:tcPr>
-            <w:tcW w:type="dxa" w:w="2928"/>
-            <w:shd w:val="clear" w:color="auto" w:fill="D6E4F0"/>
+            <w:tcW w:w="2967" w:type="dxa"/>
+            <w:shd w:val="clear" w:color="auto" w:fill="1A3A5C"/>
           </w:tcPr>
           <w:p>
             <w:r>
               <w:rPr>
                 <w:b/>
-                <w:sz w:val="20"/>
+                <w:color w:val="FFFFFF"/>
+                <w:sz w:val="19"/>
               </w:rPr>
               <w:t>Critério</w:t>
             </w:r>
@@ -1942,14 +2066,15 @@
         </w:tc>
         <w:tc>
           <w:tcPr>
-            <w:tcW w:type="dxa" w:w="2928"/>
-            <w:shd w:val="clear" w:color="auto" w:fill="D6E4F0"/>
+            <w:tcW w:w="2967" w:type="dxa"/>
+            <w:shd w:val="clear" w:color="auto" w:fill="1A3A5C"/>
           </w:tcPr>
           <w:p>
             <w:r>
               <w:rPr>
                 <w:b/>
-                <w:sz w:val="20"/>
+                <w:color w:val="FFFFFF"/>
+                <w:sz w:val="19"/>
               </w:rPr>
               <w:t>Status</w:t>
             </w:r>
@@ -1957,14 +2082,15 @@
         </w:tc>
         <w:tc>
           <w:tcPr>
-            <w:tcW w:type="dxa" w:w="2928"/>
-            <w:shd w:val="clear" w:color="auto" w:fill="D6E4F0"/>
+            <w:tcW w:w="2967" w:type="dxa"/>
+            <w:shd w:val="clear" w:color="auto" w:fill="1A3A5C"/>
           </w:tcPr>
           <w:p>
             <w:r>
               <w:rPr>
                 <w:b/>
-                <w:sz w:val="20"/>
+                <w:color w:val="FFFFFF"/>
+                <w:sz w:val="19"/>
               </w:rPr>
               <w:t>Observação</w:t>
             </w:r>
@@ -1974,12 +2100,12 @@
       <w:tr>
         <w:tc>
           <w:tcPr>
-            <w:tcW w:type="dxa" w:w="2928"/>
+            <w:tcW w:w="2967" w:type="dxa"/>
           </w:tcPr>
           <w:p>
             <w:r>
               <w:rPr>
-                <w:sz w:val="20"/>
+                <w:sz w:val="19"/>
               </w:rPr>
               <w:t>WBS ≥ 3 níveis</w:t>
             </w:r>
@@ -1987,12 +2113,12 @@
         </w:tc>
         <w:tc>
           <w:tcPr>
-            <w:tcW w:type="dxa" w:w="2928"/>
+            <w:tcW w:w="2967" w:type="dxa"/>
           </w:tcPr>
           <w:p>
             <w:r>
               <w:rPr>
-                <w:sz w:val="20"/>
+                <w:sz w:val="19"/>
               </w:rPr>
               <w:t>✅</w:t>
             </w:r>
@@ -2000,12 +2126,12 @@
         </w:tc>
         <w:tc>
           <w:tcPr>
-            <w:tcW w:type="dxa" w:w="2928"/>
+            <w:tcW w:w="2967" w:type="dxa"/>
           </w:tcPr>
           <w:p>
             <w:r>
               <w:rPr>
-                <w:sz w:val="20"/>
+                <w:sz w:val="19"/>
               </w:rPr>
               <w:t>Fases → Grupos → Atividades</w:t>
             </w:r>
@@ -2015,12 +2141,13 @@
       <w:tr>
         <w:tc>
           <w:tcPr>
-            <w:tcW w:type="dxa" w:w="2928"/>
+            <w:tcW w:w="2967" w:type="dxa"/>
+            <w:shd w:val="clear" w:color="auto" w:fill="F0F5FB"/>
           </w:tcPr>
           <w:p>
             <w:r>
               <w:rPr>
-                <w:sz w:val="20"/>
+                <w:sz w:val="19"/>
               </w:rPr>
               <w:t>Pacotes ≤ 2 semanas</w:t>
             </w:r>
@@ -2028,12 +2155,13 @@
         </w:tc>
         <w:tc>
           <w:tcPr>
-            <w:tcW w:type="dxa" w:w="2928"/>
+            <w:tcW w:w="2967" w:type="dxa"/>
+            <w:shd w:val="clear" w:color="auto" w:fill="F0F5FB"/>
           </w:tcPr>
           <w:p>
             <w:r>
               <w:rPr>
-                <w:sz w:val="20"/>
+                <w:sz w:val="19"/>
               </w:rPr>
               <w:t>✅</w:t>
             </w:r>
@@ -2041,12 +2169,13 @@
         </w:tc>
         <w:tc>
           <w:tcPr>
-            <w:tcW w:type="dxa" w:w="2928"/>
+            <w:tcW w:w="2967" w:type="dxa"/>
+            <w:shd w:val="clear" w:color="auto" w:fill="F0F5FB"/>
           </w:tcPr>
           <w:p>
             <w:r>
               <w:rPr>
-                <w:sz w:val="20"/>
+                <w:sz w:val="19"/>
               </w:rPr>
               <w:t>Maior atividade: 10 dias corridos</w:t>
             </w:r>
@@ -2056,12 +2185,12 @@
       <w:tr>
         <w:tc>
           <w:tcPr>
-            <w:tcW w:type="dxa" w:w="2928"/>
+            <w:tcW w:w="2967" w:type="dxa"/>
           </w:tcPr>
           <w:p>
             <w:r>
               <w:rPr>
-                <w:sz w:val="20"/>
+                <w:sz w:val="19"/>
               </w:rPr>
               <w:t>Marcos mínimos</w:t>
             </w:r>
@@ -2069,12 +2198,12 @@
         </w:tc>
         <w:tc>
           <w:tcPr>
-            <w:tcW w:type="dxa" w:w="2928"/>
+            <w:tcW w:w="2967" w:type="dxa"/>
           </w:tcPr>
           <w:p>
             <w:r>
               <w:rPr>
-                <w:sz w:val="20"/>
+                <w:sz w:val="19"/>
               </w:rPr>
               <w:t>✅</w:t>
             </w:r>
@@ -2082,12 +2211,12 @@
         </w:tc>
         <w:tc>
           <w:tcPr>
-            <w:tcW w:type="dxa" w:w="2928"/>
+            <w:tcW w:w="2967" w:type="dxa"/>
           </w:tcPr>
           <w:p>
             <w:r>
               <w:rPr>
-                <w:sz w:val="20"/>
+                <w:sz w:val="19"/>
               </w:rPr>
               <w:t>M-0 a M-6 com critério de conclusão</w:t>
             </w:r>
@@ -2097,12 +2226,13 @@
       <w:tr>
         <w:tc>
           <w:tcPr>
-            <w:tcW w:type="dxa" w:w="2928"/>
+            <w:tcW w:w="2967" w:type="dxa"/>
+            <w:shd w:val="clear" w:color="auto" w:fill="F0F5FB"/>
           </w:tcPr>
           <w:p>
             <w:r>
               <w:rPr>
-                <w:sz w:val="20"/>
+                <w:sz w:val="19"/>
               </w:rPr>
               <w:t>Dependências</w:t>
             </w:r>
@@ -2110,12 +2240,13 @@
         </w:tc>
         <w:tc>
           <w:tcPr>
-            <w:tcW w:type="dxa" w:w="2928"/>
+            <w:tcW w:w="2967" w:type="dxa"/>
+            <w:shd w:val="clear" w:color="auto" w:fill="F0F5FB"/>
           </w:tcPr>
           <w:p>
             <w:r>
               <w:rPr>
-                <w:sz w:val="20"/>
+                <w:sz w:val="19"/>
               </w:rPr>
               <w:t>✅</w:t>
             </w:r>
@@ -2123,12 +2254,13 @@
         </w:tc>
         <w:tc>
           <w:tcPr>
-            <w:tcW w:type="dxa" w:w="2928"/>
+            <w:tcW w:w="2967" w:type="dxa"/>
+            <w:shd w:val="clear" w:color="auto" w:fill="F0F5FB"/>
           </w:tcPr>
           <w:p>
             <w:r>
               <w:rPr>
-                <w:sz w:val="20"/>
+                <w:sz w:val="19"/>
               </w:rPr>
               <w:t>Coluna "Dependência" preenchida</w:t>
             </w:r>
@@ -2138,12 +2270,12 @@
       <w:tr>
         <w:tc>
           <w:tcPr>
-            <w:tcW w:type="dxa" w:w="2928"/>
+            <w:tcW w:w="2967" w:type="dxa"/>
           </w:tcPr>
           <w:p>
             <w:r>
               <w:rPr>
-                <w:sz w:val="20"/>
+                <w:sz w:val="19"/>
               </w:rPr>
               <w:t>Caminho crítico</w:t>
             </w:r>
@@ -2151,12 +2283,12 @@
         </w:tc>
         <w:tc>
           <w:tcPr>
-            <w:tcW w:type="dxa" w:w="2928"/>
+            <w:tcW w:w="2967" w:type="dxa"/>
           </w:tcPr>
           <w:p>
             <w:r>
               <w:rPr>
-                <w:sz w:val="20"/>
+                <w:sz w:val="19"/>
               </w:rPr>
               <w:t>✅</w:t>
             </w:r>
@@ -2164,12 +2296,12 @@
         </w:tc>
         <w:tc>
           <w:tcPr>
-            <w:tcW w:type="dxa" w:w="2928"/>
+            <w:tcW w:w="2967" w:type="dxa"/>
           </w:tcPr>
           <w:p>
             <w:r>
               <w:rPr>
-                <w:sz w:val="20"/>
+                <w:sz w:val="19"/>
               </w:rPr>
               <w:t>Seção dedicada com sequência identificada</w:t>
             </w:r>
@@ -2215,9 +2347,11 @@
     </w:p>
     <w:p/>
     <w:p>
-      <w:r>
-        <w:t>────────────────────────────────────────────────────────────</w:t>
-      </w:r>
+      <w:pPr>
+        <w:pBdr>
+          <w:bottom w:val="single" w:sz="6" w:space="1" w:color="CCCCCC"/>
+        </w:pBdr>
+      </w:pPr>
     </w:p>
     <w:p/>
     <w:p>
@@ -2226,8 +2360,11 @@
       </w:pPr>
       <w:r>
         <w:rPr>
-          <w:color w:val="404040"/>
-          <w:sz w:val="24"/>
+          <w:rFonts w:ascii="Calibri" w:hAnsi="Calibri"/>
+          <w:b/>
+          <w:i w:val="0"/>
+          <w:color w:val="2A4A7F"/>
+          <w:sz w:val="22"/>
         </w:rPr>
         <w:t>Plano de Riscos — 9,0/10 | ✅ Aprovado</w:t>
       </w:r>
@@ -2246,25 +2383,27 @@
     <w:tbl>
       <w:tblPr>
         <w:tblStyle w:val="TableGrid"/>
-        <w:tblW w:type="auto" w:w="0"/>
         <w:tblLook w:firstColumn="1" w:firstRow="1" w:lastColumn="0" w:lastRow="0" w:noHBand="0" w:noVBand="1" w:val="04A0"/>
+        <w:tblW w:w="8901" w:type="dxa"/>
+        <w:tblLayout w:type="fixed"/>
       </w:tblPr>
       <w:tblGrid>
-        <w:gridCol w:w="2928"/>
-        <w:gridCol w:w="2928"/>
-        <w:gridCol w:w="2928"/>
+        <w:gridCol w:w="2967"/>
+        <w:gridCol w:w="2967"/>
+        <w:gridCol w:w="2967"/>
       </w:tblGrid>
       <w:tr>
         <w:tc>
           <w:tcPr>
-            <w:tcW w:type="dxa" w:w="2928"/>
-            <w:shd w:val="clear" w:color="auto" w:fill="D6E4F0"/>
+            <w:tcW w:w="2967" w:type="dxa"/>
+            <w:shd w:val="clear" w:color="auto" w:fill="1A3A5C"/>
           </w:tcPr>
           <w:p>
             <w:r>
               <w:rPr>
                 <w:b/>
-                <w:sz w:val="20"/>
+                <w:color w:val="FFFFFF"/>
+                <w:sz w:val="19"/>
               </w:rPr>
               <w:t>Critério</w:t>
             </w:r>
@@ -2272,14 +2411,15 @@
         </w:tc>
         <w:tc>
           <w:tcPr>
-            <w:tcW w:type="dxa" w:w="2928"/>
-            <w:shd w:val="clear" w:color="auto" w:fill="D6E4F0"/>
+            <w:tcW w:w="2967" w:type="dxa"/>
+            <w:shd w:val="clear" w:color="auto" w:fill="1A3A5C"/>
           </w:tcPr>
           <w:p>
             <w:r>
               <w:rPr>
                 <w:b/>
-                <w:sz w:val="20"/>
+                <w:color w:val="FFFFFF"/>
+                <w:sz w:val="19"/>
               </w:rPr>
               <w:t>Status</w:t>
             </w:r>
@@ -2287,14 +2427,15 @@
         </w:tc>
         <w:tc>
           <w:tcPr>
-            <w:tcW w:type="dxa" w:w="2928"/>
-            <w:shd w:val="clear" w:color="auto" w:fill="D6E4F0"/>
+            <w:tcW w:w="2967" w:type="dxa"/>
+            <w:shd w:val="clear" w:color="auto" w:fill="1A3A5C"/>
           </w:tcPr>
           <w:p>
             <w:r>
               <w:rPr>
                 <w:b/>
-                <w:sz w:val="20"/>
+                <w:color w:val="FFFFFF"/>
+                <w:sz w:val="19"/>
               </w:rPr>
               <w:t>Observação</w:t>
             </w:r>
@@ -2304,12 +2445,12 @@
       <w:tr>
         <w:tc>
           <w:tcPr>
-            <w:tcW w:type="dxa" w:w="2928"/>
+            <w:tcW w:w="2967" w:type="dxa"/>
           </w:tcPr>
           <w:p>
             <w:r>
               <w:rPr>
-                <w:sz w:val="20"/>
+                <w:sz w:val="19"/>
               </w:rPr>
               <w:t>≥ 5 riscos</w:t>
             </w:r>
@@ -2317,12 +2458,12 @@
         </w:tc>
         <w:tc>
           <w:tcPr>
-            <w:tcW w:type="dxa" w:w="2928"/>
+            <w:tcW w:w="2967" w:type="dxa"/>
           </w:tcPr>
           <w:p>
             <w:r>
               <w:rPr>
-                <w:sz w:val="20"/>
+                <w:sz w:val="19"/>
               </w:rPr>
               <w:t>✅</w:t>
             </w:r>
@@ -2330,12 +2471,12 @@
         </w:tc>
         <w:tc>
           <w:tcPr>
-            <w:tcW w:type="dxa" w:w="2928"/>
+            <w:tcW w:w="2967" w:type="dxa"/>
           </w:tcPr>
           <w:p>
             <w:r>
               <w:rPr>
-                <w:sz w:val="20"/>
+                <w:sz w:val="19"/>
               </w:rPr>
               <w:t>10 riscos documentados</w:t>
             </w:r>
@@ -2345,12 +2486,13 @@
       <w:tr>
         <w:tc>
           <w:tcPr>
-            <w:tcW w:type="dxa" w:w="2928"/>
+            <w:tcW w:w="2967" w:type="dxa"/>
+            <w:shd w:val="clear" w:color="auto" w:fill="F0F5FB"/>
           </w:tcPr>
           <w:p>
             <w:r>
               <w:rPr>
-                <w:sz w:val="20"/>
+                <w:sz w:val="19"/>
               </w:rPr>
               <w:t>P e I avaliados</w:t>
             </w:r>
@@ -2358,12 +2500,13 @@
         </w:tc>
         <w:tc>
           <w:tcPr>
-            <w:tcW w:type="dxa" w:w="2928"/>
+            <w:tcW w:w="2967" w:type="dxa"/>
+            <w:shd w:val="clear" w:color="auto" w:fill="F0F5FB"/>
           </w:tcPr>
           <w:p>
             <w:r>
               <w:rPr>
-                <w:sz w:val="20"/>
+                <w:sz w:val="19"/>
               </w:rPr>
               <w:t>✅</w:t>
             </w:r>
@@ -2371,12 +2514,13 @@
         </w:tc>
         <w:tc>
           <w:tcPr>
-            <w:tcW w:type="dxa" w:w="2928"/>
+            <w:tcW w:w="2967" w:type="dxa"/>
+            <w:shd w:val="clear" w:color="auto" w:fill="F0F5FB"/>
           </w:tcPr>
           <w:p>
             <w:r>
               <w:rPr>
-                <w:sz w:val="20"/>
+                <w:sz w:val="19"/>
               </w:rPr>
               <w:t>Escala 1–9 com scores; 1 CRÍTICO, 4 ALTOS, 4 MÉDIOS, 1 BAIXO</w:t>
             </w:r>
@@ -2386,12 +2530,12 @@
       <w:tr>
         <w:tc>
           <w:tcPr>
-            <w:tcW w:type="dxa" w:w="2928"/>
+            <w:tcW w:w="2967" w:type="dxa"/>
           </w:tcPr>
           <w:p>
             <w:r>
               <w:rPr>
-                <w:sz w:val="20"/>
+                <w:sz w:val="19"/>
               </w:rPr>
               <w:t>Estratégia de resposta</w:t>
             </w:r>
@@ -2399,12 +2543,12 @@
         </w:tc>
         <w:tc>
           <w:tcPr>
-            <w:tcW w:type="dxa" w:w="2928"/>
+            <w:tcW w:w="2967" w:type="dxa"/>
           </w:tcPr>
           <w:p>
             <w:r>
               <w:rPr>
-                <w:sz w:val="20"/>
+                <w:sz w:val="19"/>
               </w:rPr>
               <w:t>✅</w:t>
             </w:r>
@@ -2412,12 +2556,12 @@
         </w:tc>
         <w:tc>
           <w:tcPr>
-            <w:tcW w:type="dxa" w:w="2928"/>
+            <w:tcW w:w="2967" w:type="dxa"/>
           </w:tcPr>
           <w:p>
             <w:r>
               <w:rPr>
-                <w:sz w:val="20"/>
+                <w:sz w:val="19"/>
               </w:rPr>
               <w:t>Mitigar/Evitar/Aceitar por risco</w:t>
             </w:r>
@@ -2427,12 +2571,13 @@
       <w:tr>
         <w:tc>
           <w:tcPr>
-            <w:tcW w:type="dxa" w:w="2928"/>
+            <w:tcW w:w="2967" w:type="dxa"/>
+            <w:shd w:val="clear" w:color="auto" w:fill="F0F5FB"/>
           </w:tcPr>
           <w:p>
             <w:r>
               <w:rPr>
-                <w:sz w:val="20"/>
+                <w:sz w:val="19"/>
               </w:rPr>
               <w:t>Responsável e prazo</w:t>
             </w:r>
@@ -2440,12 +2585,13 @@
         </w:tc>
         <w:tc>
           <w:tcPr>
-            <w:tcW w:type="dxa" w:w="2928"/>
+            <w:tcW w:w="2967" w:type="dxa"/>
+            <w:shd w:val="clear" w:color="auto" w:fill="F0F5FB"/>
           </w:tcPr>
           <w:p>
             <w:r>
               <w:rPr>
-                <w:sz w:val="20"/>
+                <w:sz w:val="19"/>
               </w:rPr>
               <w:t>✅</w:t>
             </w:r>
@@ -2453,12 +2599,13 @@
         </w:tc>
         <w:tc>
           <w:tcPr>
-            <w:tcW w:type="dxa" w:w="2928"/>
+            <w:tcW w:w="2967" w:type="dxa"/>
+            <w:shd w:val="clear" w:color="auto" w:fill="F0F5FB"/>
           </w:tcPr>
           <w:p>
             <w:r>
               <w:rPr>
-                <w:sz w:val="20"/>
+                <w:sz w:val="19"/>
               </w:rPr>
               <w:t>Por ação de resposta em cada risco</w:t>
             </w:r>
@@ -2480,24 +2627,26 @@
     <w:tbl>
       <w:tblPr>
         <w:tblStyle w:val="TableGrid"/>
-        <w:tblW w:type="auto" w:w="0"/>
         <w:tblLook w:firstColumn="1" w:firstRow="1" w:lastColumn="0" w:lastRow="0" w:noHBand="0" w:noVBand="1" w:val="04A0"/>
+        <w:tblW w:w="8900" w:type="dxa"/>
+        <w:tblLayout w:type="fixed"/>
       </w:tblPr>
       <w:tblGrid>
-        <w:gridCol w:w="4392"/>
-        <w:gridCol w:w="4392"/>
+        <w:gridCol w:w="4450"/>
+        <w:gridCol w:w="4450"/>
       </w:tblGrid>
       <w:tr>
         <w:tc>
           <w:tcPr>
-            <w:tcW w:type="dxa" w:w="4392"/>
-            <w:shd w:val="clear" w:color="auto" w:fill="D6E4F0"/>
+            <w:tcW w:w="4450" w:type="dxa"/>
+            <w:shd w:val="clear" w:color="auto" w:fill="1A3A5C"/>
           </w:tcPr>
           <w:p>
             <w:r>
               <w:rPr>
                 <w:b/>
-                <w:sz w:val="20"/>
+                <w:color w:val="FFFFFF"/>
+                <w:sz w:val="19"/>
               </w:rPr>
               <w:t>Critério</w:t>
             </w:r>
@@ -2505,14 +2654,15 @@
         </w:tc>
         <w:tc>
           <w:tcPr>
-            <w:tcW w:type="dxa" w:w="4392"/>
-            <w:shd w:val="clear" w:color="auto" w:fill="D6E4F0"/>
+            <w:tcW w:w="4450" w:type="dxa"/>
+            <w:shd w:val="clear" w:color="auto" w:fill="1A3A5C"/>
           </w:tcPr>
           <w:p>
             <w:r>
               <w:rPr>
                 <w:b/>
-                <w:sz w:val="20"/>
+                <w:color w:val="FFFFFF"/>
+                <w:sz w:val="19"/>
               </w:rPr>
               <w:t>Status</w:t>
             </w:r>
@@ -2522,12 +2672,12 @@
       <w:tr>
         <w:tc>
           <w:tcPr>
-            <w:tcW w:type="dxa" w:w="4392"/>
+            <w:tcW w:w="4450" w:type="dxa"/>
           </w:tcPr>
           <w:p>
             <w:r>
               <w:rPr>
-                <w:sz w:val="20"/>
+                <w:sz w:val="19"/>
               </w:rPr>
               <w:t>≥ 4 categorias</w:t>
             </w:r>
@@ -2535,12 +2685,12 @@
         </w:tc>
         <w:tc>
           <w:tcPr>
-            <w:tcW w:type="dxa" w:w="4392"/>
+            <w:tcW w:w="4450" w:type="dxa"/>
           </w:tcPr>
           <w:p>
             <w:r>
               <w:rPr>
-                <w:sz w:val="20"/>
+                <w:sz w:val="19"/>
               </w:rPr>
               <w:t>✅ Governança, Técnico, Externo, Pessoas, Processo (5)</w:t>
             </w:r>
@@ -2550,12 +2700,13 @@
       <w:tr>
         <w:tc>
           <w:tcPr>
-            <w:tcW w:type="dxa" w:w="4392"/>
+            <w:tcW w:w="4450" w:type="dxa"/>
+            <w:shd w:val="clear" w:color="auto" w:fill="F0F5FB"/>
           </w:tcPr>
           <w:p>
             <w:r>
               <w:rPr>
-                <w:sz w:val="20"/>
+                <w:sz w:val="19"/>
               </w:rPr>
               <w:t>Críticos com contingência</w:t>
             </w:r>
@@ -2563,12 +2714,13 @@
         </w:tc>
         <w:tc>
           <w:tcPr>
-            <w:tcW w:type="dxa" w:w="4392"/>
+            <w:tcW w:w="4450" w:type="dxa"/>
+            <w:shd w:val="clear" w:color="auto" w:fill="F0F5FB"/>
           </w:tcPr>
           <w:p>
             <w:r>
               <w:rPr>
-                <w:sz w:val="20"/>
+                <w:sz w:val="19"/>
               </w:rPr>
               <w:t>✅ R-001 CRÍTICO com plano detalhado</w:t>
             </w:r>
@@ -2578,12 +2730,12 @@
       <w:tr>
         <w:tc>
           <w:tcPr>
-            <w:tcW w:type="dxa" w:w="4392"/>
+            <w:tcW w:w="4450" w:type="dxa"/>
           </w:tcPr>
           <w:p>
             <w:r>
               <w:rPr>
-                <w:sz w:val="20"/>
+                <w:sz w:val="19"/>
               </w:rPr>
               <w:t>Triggers definidos</w:t>
             </w:r>
@@ -2591,12 +2743,12 @@
         </w:tc>
         <w:tc>
           <w:tcPr>
-            <w:tcW w:type="dxa" w:w="4392"/>
+            <w:tcW w:w="4450" w:type="dxa"/>
           </w:tcPr>
           <w:p>
             <w:r>
               <w:rPr>
-                <w:sz w:val="20"/>
+                <w:sz w:val="19"/>
               </w:rPr>
               <w:t>✅ R-001, R-002, R-003, R-004, R-006, R-008, R-009</w:t>
             </w:r>
@@ -2606,12 +2758,13 @@
       <w:tr>
         <w:tc>
           <w:tcPr>
-            <w:tcW w:type="dxa" w:w="4392"/>
+            <w:tcW w:w="4450" w:type="dxa"/>
+            <w:shd w:val="clear" w:color="auto" w:fill="F0F5FB"/>
           </w:tcPr>
           <w:p>
             <w:r>
               <w:rPr>
-                <w:sz w:val="20"/>
+                <w:sz w:val="19"/>
               </w:rPr>
               <w:t>Reserva de contingência</w:t>
             </w:r>
@@ -2619,12 +2772,13 @@
         </w:tc>
         <w:tc>
           <w:tcPr>
-            <w:tcW w:type="dxa" w:w="4392"/>
+            <w:tcW w:w="4450" w:type="dxa"/>
+            <w:shd w:val="clear" w:color="auto" w:fill="F0F5FB"/>
           </w:tcPr>
           <w:p>
             <w:r>
               <w:rPr>
-                <w:sz w:val="20"/>
+                <w:sz w:val="19"/>
               </w:rPr>
               <w:t>✅ R$2.000 + 38,3 dias valor esperado</w:t>
             </w:r>
@@ -2634,9 +2788,11 @@
     </w:tbl>
     <w:p/>
     <w:p>
-      <w:r>
-        <w:t>────────────────────────────────────────────────────────────</w:t>
-      </w:r>
+      <w:pPr>
+        <w:pBdr>
+          <w:bottom w:val="single" w:sz="6" w:space="1" w:color="CCCCCC"/>
+        </w:pBdr>
+      </w:pPr>
     </w:p>
     <w:p/>
     <w:p>
@@ -2645,8 +2801,11 @@
       </w:pPr>
       <w:r>
         <w:rPr>
-          <w:color w:val="404040"/>
-          <w:sz w:val="24"/>
+          <w:rFonts w:ascii="Calibri" w:hAnsi="Calibri"/>
+          <w:b/>
+          <w:i w:val="0"/>
+          <w:color w:val="2A4A7F"/>
+          <w:sz w:val="22"/>
         </w:rPr>
         <w:t>Framework de KPIs — 8,0/10 | ✅ Aprovado</w:t>
       </w:r>
@@ -2665,24 +2824,26 @@
     <w:tbl>
       <w:tblPr>
         <w:tblStyle w:val="TableGrid"/>
-        <w:tblW w:type="auto" w:w="0"/>
         <w:tblLook w:firstColumn="1" w:firstRow="1" w:lastColumn="0" w:lastRow="0" w:noHBand="0" w:noVBand="1" w:val="04A0"/>
+        <w:tblW w:w="8900" w:type="dxa"/>
+        <w:tblLayout w:type="fixed"/>
       </w:tblPr>
       <w:tblGrid>
-        <w:gridCol w:w="4392"/>
-        <w:gridCol w:w="4392"/>
+        <w:gridCol w:w="4450"/>
+        <w:gridCol w:w="4450"/>
       </w:tblGrid>
       <w:tr>
         <w:tc>
           <w:tcPr>
-            <w:tcW w:type="dxa" w:w="4392"/>
-            <w:shd w:val="clear" w:color="auto" w:fill="D6E4F0"/>
+            <w:tcW w:w="4450" w:type="dxa"/>
+            <w:shd w:val="clear" w:color="auto" w:fill="1A3A5C"/>
           </w:tcPr>
           <w:p>
             <w:r>
               <w:rPr>
                 <w:b/>
-                <w:sz w:val="20"/>
+                <w:color w:val="FFFFFF"/>
+                <w:sz w:val="19"/>
               </w:rPr>
               <w:t>Critério</w:t>
             </w:r>
@@ -2690,14 +2851,15 @@
         </w:tc>
         <w:tc>
           <w:tcPr>
-            <w:tcW w:type="dxa" w:w="4392"/>
-            <w:shd w:val="clear" w:color="auto" w:fill="D6E4F0"/>
+            <w:tcW w:w="4450" w:type="dxa"/>
+            <w:shd w:val="clear" w:color="auto" w:fill="1A3A5C"/>
           </w:tcPr>
           <w:p>
             <w:r>
               <w:rPr>
                 <w:b/>
-                <w:sz w:val="20"/>
+                <w:color w:val="FFFFFF"/>
+                <w:sz w:val="19"/>
               </w:rPr>
               <w:t>Status</w:t>
             </w:r>
@@ -2707,12 +2869,12 @@
       <w:tr>
         <w:tc>
           <w:tcPr>
-            <w:tcW w:type="dxa" w:w="4392"/>
+            <w:tcW w:w="4450" w:type="dxa"/>
           </w:tcPr>
           <w:p>
             <w:r>
               <w:rPr>
-                <w:sz w:val="20"/>
+                <w:sz w:val="19"/>
               </w:rPr>
               <w:t>CPI e SPI definidos</w:t>
             </w:r>
@@ -2720,12 +2882,12 @@
         </w:tc>
         <w:tc>
           <w:tcPr>
-            <w:tcW w:type="dxa" w:w="4392"/>
+            <w:tcW w:w="4450" w:type="dxa"/>
           </w:tcPr>
           <w:p>
             <w:r>
               <w:rPr>
-                <w:sz w:val="20"/>
+                <w:sz w:val="19"/>
               </w:rPr>
               <w:t>✅ Tabela EVM completa com BAC, fórmula e baseline</w:t>
             </w:r>
@@ -2735,12 +2897,13 @@
       <w:tr>
         <w:tc>
           <w:tcPr>
-            <w:tcW w:type="dxa" w:w="4392"/>
+            <w:tcW w:w="4450" w:type="dxa"/>
+            <w:shd w:val="clear" w:color="auto" w:fill="F0F5FB"/>
           </w:tcPr>
           <w:p>
             <w:r>
               <w:rPr>
-                <w:sz w:val="20"/>
+                <w:sz w:val="19"/>
               </w:rPr>
               <w:t>Frequência de medição</w:t>
             </w:r>
@@ -2748,12 +2911,13 @@
         </w:tc>
         <w:tc>
           <w:tcPr>
-            <w:tcW w:type="dxa" w:w="4392"/>
+            <w:tcW w:w="4450" w:type="dxa"/>
+            <w:shd w:val="clear" w:color="auto" w:fill="F0F5FB"/>
           </w:tcPr>
           <w:p>
             <w:r>
               <w:rPr>
-                <w:sz w:val="20"/>
+                <w:sz w:val="19"/>
               </w:rPr>
               <w:t>✅ Quinzenal + por evento + pós-go-live</w:t>
             </w:r>
@@ -2763,12 +2927,12 @@
       <w:tr>
         <w:tc>
           <w:tcPr>
-            <w:tcW w:type="dxa" w:w="4392"/>
+            <w:tcW w:w="4450" w:type="dxa"/>
           </w:tcPr>
           <w:p>
             <w:r>
               <w:rPr>
-                <w:sz w:val="20"/>
+                <w:sz w:val="19"/>
               </w:rPr>
               <w:t>Limites de alerta</w:t>
             </w:r>
@@ -2776,12 +2940,12 @@
         </w:tc>
         <w:tc>
           <w:tcPr>
-            <w:tcW w:type="dxa" w:w="4392"/>
+            <w:tcW w:w="4450" w:type="dxa"/>
           </w:tcPr>
           <w:p>
             <w:r>
               <w:rPr>
-                <w:sz w:val="20"/>
+                <w:sz w:val="19"/>
               </w:rPr>
               <w:t>✅ Tabela verde/amarelo/vermelho por dimensão</w:t>
             </w:r>
@@ -2791,12 +2955,13 @@
       <w:tr>
         <w:tc>
           <w:tcPr>
-            <w:tcW w:type="dxa" w:w="4392"/>
+            <w:tcW w:w="4450" w:type="dxa"/>
+            <w:shd w:val="clear" w:color="auto" w:fill="F0F5FB"/>
           </w:tcPr>
           <w:p>
             <w:r>
               <w:rPr>
-                <w:sz w:val="20"/>
+                <w:sz w:val="19"/>
               </w:rPr>
               <w:t>Responsável por KPI</w:t>
             </w:r>
@@ -2804,12 +2969,13 @@
         </w:tc>
         <w:tc>
           <w:tcPr>
-            <w:tcW w:type="dxa" w:w="4392"/>
+            <w:tcW w:w="4450" w:type="dxa"/>
+            <w:shd w:val="clear" w:color="auto" w:fill="F0F5FB"/>
           </w:tcPr>
           <w:p>
             <w:r>
               <w:rPr>
-                <w:sz w:val="20"/>
+                <w:sz w:val="19"/>
               </w:rPr>
               <w:t>✅ GP, Noemia, DTI FI por KPI</w:t>
             </w:r>
@@ -2819,9 +2985,11 @@
     </w:tbl>
     <w:p/>
     <w:p>
-      <w:r>
-        <w:t>────────────────────────────────────────────────────────────</w:t>
-      </w:r>
+      <w:pPr>
+        <w:pBdr>
+          <w:bottom w:val="single" w:sz="6" w:space="1" w:color="CCCCCC"/>
+        </w:pBdr>
+      </w:pPr>
     </w:p>
     <w:p/>
     <w:p>
@@ -2830,8 +2998,11 @@
       </w:pPr>
       <w:r>
         <w:rPr>
-          <w:color w:val="404040"/>
-          <w:sz w:val="24"/>
+          <w:rFonts w:ascii="Calibri" w:hAnsi="Calibri"/>
+          <w:b/>
+          <w:i w:val="0"/>
+          <w:color w:val="2A4A7F"/>
+          <w:sz w:val="22"/>
         </w:rPr>
         <w:t>Status Report — 8,0/10 | 🟡 Aprovado com condições</w:t>
       </w:r>
@@ -2850,25 +3021,27 @@
     <w:tbl>
       <w:tblPr>
         <w:tblStyle w:val="TableGrid"/>
-        <w:tblW w:type="auto" w:w="0"/>
         <w:tblLook w:firstColumn="1" w:firstRow="1" w:lastColumn="0" w:lastRow="0" w:noHBand="0" w:noVBand="1" w:val="04A0"/>
+        <w:tblW w:w="8901" w:type="dxa"/>
+        <w:tblLayout w:type="fixed"/>
       </w:tblPr>
       <w:tblGrid>
-        <w:gridCol w:w="2928"/>
-        <w:gridCol w:w="2928"/>
-        <w:gridCol w:w="2928"/>
+        <w:gridCol w:w="2967"/>
+        <w:gridCol w:w="2967"/>
+        <w:gridCol w:w="2967"/>
       </w:tblGrid>
       <w:tr>
         <w:tc>
           <w:tcPr>
-            <w:tcW w:type="dxa" w:w="2928"/>
-            <w:shd w:val="clear" w:color="auto" w:fill="D6E4F0"/>
+            <w:tcW w:w="2967" w:type="dxa"/>
+            <w:shd w:val="clear" w:color="auto" w:fill="1A3A5C"/>
           </w:tcPr>
           <w:p>
             <w:r>
               <w:rPr>
                 <w:b/>
-                <w:sz w:val="20"/>
+                <w:color w:val="FFFFFF"/>
+                <w:sz w:val="19"/>
               </w:rPr>
               <w:t>Critério</w:t>
             </w:r>
@@ -2876,14 +3049,15 @@
         </w:tc>
         <w:tc>
           <w:tcPr>
-            <w:tcW w:type="dxa" w:w="2928"/>
-            <w:shd w:val="clear" w:color="auto" w:fill="D6E4F0"/>
+            <w:tcW w:w="2967" w:type="dxa"/>
+            <w:shd w:val="clear" w:color="auto" w:fill="1A3A5C"/>
           </w:tcPr>
           <w:p>
             <w:r>
               <w:rPr>
                 <w:b/>
-                <w:sz w:val="20"/>
+                <w:color w:val="FFFFFF"/>
+                <w:sz w:val="19"/>
               </w:rPr>
               <w:t>Status</w:t>
             </w:r>
@@ -2891,14 +3065,15 @@
         </w:tc>
         <w:tc>
           <w:tcPr>
-            <w:tcW w:type="dxa" w:w="2928"/>
-            <w:shd w:val="clear" w:color="auto" w:fill="D6E4F0"/>
+            <w:tcW w:w="2967" w:type="dxa"/>
+            <w:shd w:val="clear" w:color="auto" w:fill="1A3A5C"/>
           </w:tcPr>
           <w:p>
             <w:r>
               <w:rPr>
                 <w:b/>
-                <w:sz w:val="20"/>
+                <w:color w:val="FFFFFF"/>
+                <w:sz w:val="19"/>
               </w:rPr>
               <w:t>Observação</w:t>
             </w:r>
@@ -2908,12 +3083,12 @@
       <w:tr>
         <w:tc>
           <w:tcPr>
-            <w:tcW w:type="dxa" w:w="2928"/>
+            <w:tcW w:w="2967" w:type="dxa"/>
           </w:tcPr>
           <w:p>
             <w:r>
               <w:rPr>
-                <w:sz w:val="20"/>
+                <w:sz w:val="19"/>
               </w:rPr>
               <w:t>Status geral (semáforo)</w:t>
             </w:r>
@@ -2921,12 +3096,12 @@
         </w:tc>
         <w:tc>
           <w:tcPr>
-            <w:tcW w:type="dxa" w:w="2928"/>
+            <w:tcW w:w="2967" w:type="dxa"/>
           </w:tcPr>
           <w:p>
             <w:r>
               <w:rPr>
-                <w:sz w:val="20"/>
+                <w:sz w:val="19"/>
               </w:rPr>
               <w:t>✅</w:t>
             </w:r>
@@ -2934,12 +3109,12 @@
         </w:tc>
         <w:tc>
           <w:tcPr>
-            <w:tcW w:type="dxa" w:w="2928"/>
+            <w:tcW w:w="2967" w:type="dxa"/>
           </w:tcPr>
           <w:p>
             <w:r>
               <w:rPr>
-                <w:sz w:val="20"/>
+                <w:sz w:val="19"/>
               </w:rPr>
               <w:t>🟡 ATENÇÃO com breakdown por dimensão</w:t>
             </w:r>
@@ -2949,12 +3124,13 @@
       <w:tr>
         <w:tc>
           <w:tcPr>
-            <w:tcW w:type="dxa" w:w="2928"/>
+            <w:tcW w:w="2967" w:type="dxa"/>
+            <w:shd w:val="clear" w:color="auto" w:fill="F0F5FB"/>
           </w:tcPr>
           <w:p>
             <w:r>
               <w:rPr>
-                <w:sz w:val="20"/>
+                <w:sz w:val="19"/>
               </w:rPr>
               <w:t>Data e período</w:t>
             </w:r>
@@ -2962,12 +3138,13 @@
         </w:tc>
         <w:tc>
           <w:tcPr>
-            <w:tcW w:type="dxa" w:w="2928"/>
+            <w:tcW w:w="2967" w:type="dxa"/>
+            <w:shd w:val="clear" w:color="auto" w:fill="F0F5FB"/>
           </w:tcPr>
           <w:p>
             <w:r>
               <w:rPr>
-                <w:sz w:val="20"/>
+                <w:sz w:val="19"/>
               </w:rPr>
               <w:t>✅</w:t>
             </w:r>
@@ -2975,12 +3152,13 @@
         </w:tc>
         <w:tc>
           <w:tcPr>
-            <w:tcW w:type="dxa" w:w="2928"/>
+            <w:tcW w:w="2967" w:type="dxa"/>
+            <w:shd w:val="clear" w:color="auto" w:fill="F0F5FB"/>
           </w:tcPr>
           <w:p>
             <w:r>
               <w:rPr>
-                <w:sz w:val="20"/>
+                <w:sz w:val="19"/>
               </w:rPr>
               <w:t>20/05/2026 — Iniciação</w:t>
             </w:r>
@@ -2990,12 +3168,12 @@
       <w:tr>
         <w:tc>
           <w:tcPr>
-            <w:tcW w:type="dxa" w:w="2928"/>
+            <w:tcW w:w="2967" w:type="dxa"/>
           </w:tcPr>
           <w:p>
             <w:r>
               <w:rPr>
-                <w:sz w:val="20"/>
+                <w:sz w:val="19"/>
               </w:rPr>
               <w:t>Progresso</w:t>
             </w:r>
@@ -3003,12 +3181,12 @@
         </w:tc>
         <w:tc>
           <w:tcPr>
-            <w:tcW w:type="dxa" w:w="2928"/>
+            <w:tcW w:w="2967" w:type="dxa"/>
           </w:tcPr>
           <w:p>
             <w:r>
               <w:rPr>
-                <w:sz w:val="20"/>
+                <w:sz w:val="19"/>
               </w:rPr>
               <w:t>⚠️ PARCIAL</w:t>
             </w:r>
@@ -3016,12 +3194,12 @@
         </w:tc>
         <w:tc>
           <w:tcPr>
-            <w:tcW w:type="dxa" w:w="2928"/>
+            <w:tcW w:w="2967" w:type="dxa"/>
           </w:tcPr>
           <w:p>
             <w:r>
               <w:rPr>
-                <w:sz w:val="20"/>
+                <w:sz w:val="19"/>
               </w:rPr>
               <w:t>"Iniciação concluída" sem % numérico. Contextual para phase 0.</w:t>
             </w:r>
@@ -3031,12 +3209,13 @@
       <w:tr>
         <w:tc>
           <w:tcPr>
-            <w:tcW w:type="dxa" w:w="2928"/>
+            <w:tcW w:w="2967" w:type="dxa"/>
+            <w:shd w:val="clear" w:color="auto" w:fill="F0F5FB"/>
           </w:tcPr>
           <w:p>
             <w:r>
               <w:rPr>
-                <w:sz w:val="20"/>
+                <w:sz w:val="19"/>
               </w:rPr>
               <w:t>Issues abertas</w:t>
             </w:r>
@@ -3044,12 +3223,13 @@
         </w:tc>
         <w:tc>
           <w:tcPr>
-            <w:tcW w:type="dxa" w:w="2928"/>
+            <w:tcW w:w="2967" w:type="dxa"/>
+            <w:shd w:val="clear" w:color="auto" w:fill="F0F5FB"/>
           </w:tcPr>
           <w:p>
             <w:r>
               <w:rPr>
-                <w:sz w:val="20"/>
+                <w:sz w:val="19"/>
               </w:rPr>
               <w:t>✅</w:t>
             </w:r>
@@ -3057,12 +3237,13 @@
         </w:tc>
         <w:tc>
           <w:tcPr>
-            <w:tcW w:type="dxa" w:w="2928"/>
+            <w:tcW w:w="2967" w:type="dxa"/>
+            <w:shd w:val="clear" w:color="auto" w:fill="F0F5FB"/>
           </w:tcPr>
           <w:p>
             <w:r>
               <w:rPr>
-                <w:sz w:val="20"/>
+                <w:sz w:val="19"/>
               </w:rPr>
               <w:t>CBs e riscos críticos documentados</w:t>
             </w:r>
@@ -3103,9 +3284,11 @@
     </w:p>
     <w:p/>
     <w:p>
-      <w:r>
-        <w:t>────────────────────────────────────────────────────────────</w:t>
-      </w:r>
+      <w:pPr>
+        <w:pBdr>
+          <w:bottom w:val="single" w:sz="6" w:space="1" w:color="CCCCCC"/>
+        </w:pBdr>
+      </w:pPr>
     </w:p>
     <w:p/>
     <w:p>
@@ -3114,8 +3297,11 @@
       </w:pPr>
       <w:r>
         <w:rPr>
-          <w:color w:val="2E74B5"/>
-          <w:sz w:val="28"/>
+          <w:rFonts w:ascii="Calibri" w:hAnsi="Calibri"/>
+          <w:b/>
+          <w:i w:val="0"/>
+          <w:color w:val="1E5296"/>
+          <w:sz w:val="25"/>
         </w:rPr>
         <w:t>Bloqueadores Críticos</w:t>
       </w:r>
@@ -3149,9 +3335,11 @@
     </w:p>
     <w:p/>
     <w:p>
-      <w:r>
-        <w:t>────────────────────────────────────────────────────────────</w:t>
-      </w:r>
+      <w:pPr>
+        <w:pBdr>
+          <w:bottom w:val="single" w:sz="6" w:space="1" w:color="CCCCCC"/>
+        </w:pBdr>
+      </w:pPr>
     </w:p>
     <w:p/>
     <w:p>
@@ -3160,8 +3348,11 @@
       </w:pPr>
       <w:r>
         <w:rPr>
-          <w:color w:val="2E74B5"/>
-          <w:sz w:val="28"/>
+          <w:rFonts w:ascii="Calibri" w:hAnsi="Calibri"/>
+          <w:b/>
+          <w:i w:val="0"/>
+          <w:color w:val="1E5296"/>
+          <w:sz w:val="25"/>
         </w:rPr>
         <w:t>Condições para Avanço (devem ser atendidas antes ou no M-0)</w:t>
       </w:r>
@@ -3170,26 +3361,28 @@
     <w:tbl>
       <w:tblPr>
         <w:tblStyle w:val="TableGrid"/>
-        <w:tblW w:type="auto" w:w="0"/>
         <w:tblLook w:firstColumn="1" w:firstRow="1" w:lastColumn="0" w:lastRow="0" w:noHBand="0" w:noVBand="1" w:val="04A0"/>
+        <w:tblW w:w="8901" w:type="dxa"/>
+        <w:tblLayout w:type="fixed"/>
       </w:tblPr>
       <w:tblGrid>
-        <w:gridCol w:w="2196"/>
-        <w:gridCol w:w="2196"/>
-        <w:gridCol w:w="2196"/>
-        <w:gridCol w:w="2196"/>
+        <w:gridCol w:w="1020"/>
+        <w:gridCol w:w="2627"/>
+        <w:gridCol w:w="2627"/>
+        <w:gridCol w:w="2627"/>
       </w:tblGrid>
       <w:tr>
         <w:tc>
           <w:tcPr>
-            <w:tcW w:type="dxa" w:w="2196"/>
-            <w:shd w:val="clear" w:color="auto" w:fill="D6E4F0"/>
+            <w:tcW w:w="1020" w:type="dxa"/>
+            <w:shd w:val="clear" w:color="auto" w:fill="1A3A5C"/>
           </w:tcPr>
           <w:p>
             <w:r>
               <w:rPr>
                 <w:b/>
-                <w:sz w:val="20"/>
+                <w:color w:val="FFFFFF"/>
+                <w:sz w:val="19"/>
               </w:rPr>
               <w:t>#</w:t>
             </w:r>
@@ -3197,14 +3390,15 @@
         </w:tc>
         <w:tc>
           <w:tcPr>
-            <w:tcW w:type="dxa" w:w="2196"/>
-            <w:shd w:val="clear" w:color="auto" w:fill="D6E4F0"/>
+            <w:tcW w:w="2627" w:type="dxa"/>
+            <w:shd w:val="clear" w:color="auto" w:fill="1A3A5C"/>
           </w:tcPr>
           <w:p>
             <w:r>
               <w:rPr>
                 <w:b/>
-                <w:sz w:val="20"/>
+                <w:color w:val="FFFFFF"/>
+                <w:sz w:val="19"/>
               </w:rPr>
               <w:t>Condição</w:t>
             </w:r>
@@ -3212,14 +3406,15 @@
         </w:tc>
         <w:tc>
           <w:tcPr>
-            <w:tcW w:type="dxa" w:w="2196"/>
-            <w:shd w:val="clear" w:color="auto" w:fill="D6E4F0"/>
+            <w:tcW w:w="2627" w:type="dxa"/>
+            <w:shd w:val="clear" w:color="auto" w:fill="1A3A5C"/>
           </w:tcPr>
           <w:p>
             <w:r>
               <w:rPr>
                 <w:b/>
-                <w:sz w:val="20"/>
+                <w:color w:val="FFFFFF"/>
+                <w:sz w:val="19"/>
               </w:rPr>
               <w:t>Documento</w:t>
             </w:r>
@@ -3227,14 +3422,15 @@
         </w:tc>
         <w:tc>
           <w:tcPr>
-            <w:tcW w:type="dxa" w:w="2196"/>
-            <w:shd w:val="clear" w:color="auto" w:fill="D6E4F0"/>
+            <w:tcW w:w="2627" w:type="dxa"/>
+            <w:shd w:val="clear" w:color="auto" w:fill="1A3A5C"/>
           </w:tcPr>
           <w:p>
             <w:r>
               <w:rPr>
                 <w:b/>
-                <w:sz w:val="20"/>
+                <w:color w:val="FFFFFF"/>
+                <w:sz w:val="19"/>
               </w:rPr>
               <w:t>Prazo</w:t>
             </w:r>
@@ -3244,12 +3440,12 @@
       <w:tr>
         <w:tc>
           <w:tcPr>
-            <w:tcW w:type="dxa" w:w="2196"/>
+            <w:tcW w:w="1020" w:type="dxa"/>
           </w:tcPr>
           <w:p>
             <w:r>
               <w:rPr>
-                <w:sz w:val="20"/>
+                <w:sz w:val="19"/>
               </w:rPr>
               <w:t>C-TAP-1</w:t>
             </w:r>
@@ -3257,12 +3453,12 @@
         </w:tc>
         <w:tc>
           <w:tcPr>
-            <w:tcW w:type="dxa" w:w="2196"/>
+            <w:tcW w:w="2627" w:type="dxa"/>
           </w:tcPr>
           <w:p>
             <w:r>
               <w:rPr>
-                <w:sz w:val="20"/>
+                <w:sz w:val="19"/>
               </w:rPr>
               <w:t>Designar GP e documentar autoridade no TAP</w:t>
             </w:r>
@@ -3270,12 +3466,12 @@
         </w:tc>
         <w:tc>
           <w:tcPr>
-            <w:tcW w:type="dxa" w:w="2196"/>
+            <w:tcW w:w="2627" w:type="dxa"/>
           </w:tcPr>
           <w:p>
             <w:r>
               <w:rPr>
-                <w:sz w:val="20"/>
+                <w:sz w:val="19"/>
               </w:rPr>
               <w:t>TAP</w:t>
             </w:r>
@@ -3283,12 +3479,12 @@
         </w:tc>
         <w:tc>
           <w:tcPr>
-            <w:tcW w:type="dxa" w:w="2196"/>
+            <w:tcW w:w="2627" w:type="dxa"/>
           </w:tcPr>
           <w:p>
             <w:r>
               <w:rPr>
-                <w:sz w:val="20"/>
+                <w:sz w:val="19"/>
               </w:rPr>
               <w:t>M-0 (06/06/2026)</w:t>
             </w:r>
@@ -3298,12 +3494,13 @@
       <w:tr>
         <w:tc>
           <w:tcPr>
-            <w:tcW w:type="dxa" w:w="2196"/>
+            <w:tcW w:w="1020" w:type="dxa"/>
+            <w:shd w:val="clear" w:color="auto" w:fill="F0F5FB"/>
           </w:tcPr>
           <w:p>
             <w:r>
               <w:rPr>
-                <w:sz w:val="20"/>
+                <w:sz w:val="19"/>
               </w:rPr>
               <w:t>C-TAP-2</w:t>
             </w:r>
@@ -3311,12 +3508,13 @@
         </w:tc>
         <w:tc>
           <w:tcPr>
-            <w:tcW w:type="dxa" w:w="2196"/>
+            <w:tcW w:w="2627" w:type="dxa"/>
+            <w:shd w:val="clear" w:color="auto" w:fill="F0F5FB"/>
           </w:tcPr>
           <w:p>
             <w:r>
               <w:rPr>
-                <w:sz w:val="20"/>
+                <w:sz w:val="19"/>
               </w:rPr>
               <w:t>Atualizar TAP com sponsor Diretor+ (pós CB-Sponsor)</w:t>
             </w:r>
@@ -3324,12 +3522,13 @@
         </w:tc>
         <w:tc>
           <w:tcPr>
-            <w:tcW w:type="dxa" w:w="2196"/>
+            <w:tcW w:w="2627" w:type="dxa"/>
+            <w:shd w:val="clear" w:color="auto" w:fill="F0F5FB"/>
           </w:tcPr>
           <w:p>
             <w:r>
               <w:rPr>
-                <w:sz w:val="20"/>
+                <w:sz w:val="19"/>
               </w:rPr>
               <w:t>TAP</w:t>
             </w:r>
@@ -3337,12 +3536,13 @@
         </w:tc>
         <w:tc>
           <w:tcPr>
-            <w:tcW w:type="dxa" w:w="2196"/>
+            <w:tcW w:w="2627" w:type="dxa"/>
+            <w:shd w:val="clear" w:color="auto" w:fill="F0F5FB"/>
           </w:tcPr>
           <w:p>
             <w:r>
               <w:rPr>
-                <w:sz w:val="20"/>
+                <w:sz w:val="19"/>
               </w:rPr>
               <w:t>M-0</w:t>
             </w:r>
@@ -3352,12 +3552,12 @@
       <w:tr>
         <w:tc>
           <w:tcPr>
-            <w:tcW w:type="dxa" w:w="2196"/>
+            <w:tcW w:w="1020" w:type="dxa"/>
           </w:tcPr>
           <w:p>
             <w:r>
               <w:rPr>
-                <w:sz w:val="20"/>
+                <w:sz w:val="19"/>
               </w:rPr>
               <w:t>C-CRON-1</w:t>
             </w:r>
@@ -3365,12 +3565,12 @@
         </w:tc>
         <w:tc>
           <w:tcPr>
-            <w:tcW w:type="dxa" w:w="2196"/>
+            <w:tcW w:w="2627" w:type="dxa"/>
           </w:tcPr>
           <w:p>
             <w:r>
               <w:rPr>
-                <w:sz w:val="20"/>
+                <w:sz w:val="19"/>
               </w:rPr>
               <w:t>Atualizar cronograma com responsáveis reais</w:t>
             </w:r>
@@ -3378,12 +3578,12 @@
         </w:tc>
         <w:tc>
           <w:tcPr>
-            <w:tcW w:type="dxa" w:w="2196"/>
+            <w:tcW w:w="2627" w:type="dxa"/>
           </w:tcPr>
           <w:p>
             <w:r>
               <w:rPr>
-                <w:sz w:val="20"/>
+                <w:sz w:val="19"/>
               </w:rPr>
               <w:t>Cronograma</w:t>
             </w:r>
@@ -3391,12 +3591,12 @@
         </w:tc>
         <w:tc>
           <w:tcPr>
-            <w:tcW w:type="dxa" w:w="2196"/>
+            <w:tcW w:w="2627" w:type="dxa"/>
           </w:tcPr>
           <w:p>
             <w:r>
               <w:rPr>
-                <w:sz w:val="20"/>
+                <w:sz w:val="19"/>
               </w:rPr>
               <w:t>M-0</w:t>
             </w:r>
@@ -3406,12 +3606,13 @@
       <w:tr>
         <w:tc>
           <w:tcPr>
-            <w:tcW w:type="dxa" w:w="2196"/>
+            <w:tcW w:w="1020" w:type="dxa"/>
+            <w:shd w:val="clear" w:color="auto" w:fill="F0F5FB"/>
           </w:tcPr>
           <w:p>
             <w:r>
               <w:rPr>
-                <w:sz w:val="20"/>
+                <w:sz w:val="19"/>
               </w:rPr>
               <w:t>C-SR-1</w:t>
             </w:r>
@@ -3419,12 +3620,13 @@
         </w:tc>
         <w:tc>
           <w:tcPr>
-            <w:tcW w:type="dxa" w:w="2196"/>
+            <w:tcW w:w="2627" w:type="dxa"/>
+            <w:shd w:val="clear" w:color="auto" w:fill="F0F5FB"/>
           </w:tcPr>
           <w:p>
             <w:r>
               <w:rPr>
-                <w:sz w:val="20"/>
+                <w:sz w:val="19"/>
               </w:rPr>
               <w:t>Adicionar % de conclusão global nos próximos status reports</w:t>
             </w:r>
@@ -3432,12 +3634,13 @@
         </w:tc>
         <w:tc>
           <w:tcPr>
-            <w:tcW w:type="dxa" w:w="2196"/>
+            <w:tcW w:w="2627" w:type="dxa"/>
+            <w:shd w:val="clear" w:color="auto" w:fill="F0F5FB"/>
           </w:tcPr>
           <w:p>
             <w:r>
               <w:rPr>
-                <w:sz w:val="20"/>
+                <w:sz w:val="19"/>
               </w:rPr>
               <w:t>Status Report</w:t>
             </w:r>
@@ -3445,12 +3648,13 @@
         </w:tc>
         <w:tc>
           <w:tcPr>
-            <w:tcW w:type="dxa" w:w="2196"/>
+            <w:tcW w:w="2627" w:type="dxa"/>
+            <w:shd w:val="clear" w:color="auto" w:fill="F0F5FB"/>
           </w:tcPr>
           <w:p>
             <w:r>
               <w:rPr>
-                <w:sz w:val="20"/>
+                <w:sz w:val="19"/>
               </w:rPr>
               <w:t>M-0+</w:t>
             </w:r>
@@ -3460,9 +3664,11 @@
     </w:tbl>
     <w:p/>
     <w:p>
-      <w:r>
-        <w:t>────────────────────────────────────────────────────────────</w:t>
-      </w:r>
+      <w:pPr>
+        <w:pBdr>
+          <w:bottom w:val="single" w:sz="6" w:space="1" w:color="CCCCCC"/>
+        </w:pBdr>
+      </w:pPr>
     </w:p>
     <w:p/>
     <w:p>
@@ -3471,8 +3677,11 @@
       </w:pPr>
       <w:r>
         <w:rPr>
-          <w:color w:val="2E74B5"/>
-          <w:sz w:val="28"/>
+          <w:rFonts w:ascii="Calibri" w:hAnsi="Calibri"/>
+          <w:b/>
+          <w:i w:val="0"/>
+          <w:color w:val="1E5296"/>
+          <w:sz w:val="25"/>
         </w:rPr>
         <w:t>Recomendações para a Fase de Execução</w:t>
       </w:r>
@@ -3573,9 +3782,11 @@
     </w:p>
     <w:p/>
     <w:p>
-      <w:r>
-        <w:t>────────────────────────────────────────────────────────────</w:t>
-      </w:r>
+      <w:pPr>
+        <w:pBdr>
+          <w:bottom w:val="single" w:sz="6" w:space="1" w:color="CCCCCC"/>
+        </w:pBdr>
+      </w:pPr>
     </w:p>
     <w:p/>
     <w:p>
@@ -3584,8 +3795,11 @@
       </w:pPr>
       <w:r>
         <w:rPr>
-          <w:color w:val="2E74B5"/>
-          <w:sz w:val="28"/>
+          <w:rFonts w:ascii="Calibri" w:hAnsi="Calibri"/>
+          <w:b/>
+          <w:i w:val="0"/>
+          <w:color w:val="1E5296"/>
+          <w:sz w:val="25"/>
         </w:rPr>
         <w:t>Assinatura do Revisor</w:t>
       </w:r>
@@ -3634,7 +3848,7 @@
     <w:p/>
     <w:sectPr>
       <w:pgSz w:w="12240" w:h="15840"/>
-      <w:pgMar w:top="1440" w:right="1728" w:bottom="1440" w:left="1728" w:header="720" w:footer="720" w:gutter="0"/>
+      <w:pgMar w:top="1417" w:right="1417" w:bottom="1417" w:left="1587" w:header="720" w:footer="720" w:gutter="0"/>
       <w:cols w:space="720"/>
       <w:docGrid w:linePitch="360"/>
     </w:sectPr>
@@ -4007,7 +4221,7 @@
     <w:rsid w:val="00FC693F"/>
     <w:rPr>
       <w:rFonts w:ascii="Calibri" w:hAnsi="Calibri"/>
-      <w:sz w:val="22"/>
+      <w:sz w:val="21"/>
     </w:rPr>
   </w:style>
   <w:style w:type="paragraph" w:styleId="Header">
